--- a/svoyo-delo/대본/5부/06화_Ekaterinburg.docx
+++ b/svoyo-delo/대본/5부/06화_Ekaterinburg.docx
@@ -45,7 +45,7 @@
           <w:bCs/>
           <w:b/>
         </w:rPr>
-        <w:t xml:space="preserve">수호바(나탈리야 이고레브나, 작년 코르닐로바 시험 두 번째 통과 — «На Урале колют крепко. Колите мягче»)</w:t>
+        <w:t xml:space="preserve">수호바(갈리나 올레고브나, 작년 코르닐로바 시험 두 번째 통과 — «На Урале колют крепко. Колите мягче»)</w:t>
       </w:r>
       <w:r>
         <w:t xml:space="preserve">의 한 단어 소개</w:t>
@@ -469,7 +469,7 @@
         <w:t xml:space="preserve"> </w:t>
       </w:r>
       <w:r>
-        <w:t xml:space="preserve">- 등장인물: Алексей Воронцов, Ирина Белова, Дмитрий Ковалёв, Наталья Игоревна Сухова(예카테린부르크 피부과 의사, 신규), Виктор Павлович Шершнёв(«УралФармСнаб», 신규), Анатолий Фёдорович Заводчиков(«Каменный пояс», 63, 신규), Полина Андреевна Ракитина(«Исеть Медикал», 32, 신규, 전화), Ольга Миронова(스피커폰)</w:t>
+        <w:t xml:space="preserve">- 등장인물: Алексей Воронцов, Ирина Белова, Дмитрий Ковалёв, Галина Олеговна Сухова(예카테린부르크 피부과 의사, 신규), Виктор Павлович Шершнёв(«УралФармСнаб», 신규), Анатолий Фёдорович Заводчиков(«Каменный пояс», 63, 신규), Полина Андреевна Ракитина(«Исеть Медикал», 32, 신규, 전화), Ольга Миронова(스피커폰)</w:t>
       </w:r>
       <w:r>
         <w:t xml:space="preserve"> </w:t>
@@ -1273,7 +1273,7 @@
         <w:pStyle w:val="BodyText"/>
       </w:pPr>
       <w:r>
-        <w:t xml:space="preserve">ALEKSEY: Наталья Игоревна. Спасибо, что встретили. В Москве было минус пять. Мы думали, это зима.</w:t>
+        <w:t xml:space="preserve">ALEKSEY: Галина Олеговна. Спасибо, что встретили. В Москве было минус пять. Мы думали, это зима.</w:t>
       </w:r>
     </w:p>
     <w:p>
@@ -1297,7 +1297,7 @@
         <w:pStyle w:val="BodyText"/>
       </w:pPr>
       <w:r>
-        <w:t xml:space="preserve">IRINA: Наталья Игоревна, у нас три встречи. Три дистрибьютора. Два дня. Вы их знаете?</w:t>
+        <w:t xml:space="preserve">IRINA: Галина Олеговна, у нас три встречи. Три дистрибьютора. Два дня. Вы их знаете?</w:t>
       </w:r>
     </w:p>
     <w:p>
@@ -1361,7 +1361,7 @@
         <w:pStyle w:val="BodyText"/>
       </w:pPr>
       <w:r>
-        <w:t xml:space="preserve">ALEKSEY: Наталья Игоревна, вы сдавали экзамен у Корниловой. В прошлом году. Со второй попытки.</w:t>
+        <w:t xml:space="preserve">ALEKSEY: Галина Олеговна, вы сдавали экзамен у Корниловой. В прошлом году. Со второй попытки.</w:t>
       </w:r>
     </w:p>
     <w:p>
@@ -1539,7 +1539,7 @@
         <w:pStyle w:val="BodyText"/>
       </w:pPr>
       <w:r>
-        <w:t xml:space="preserve">SHERSHNYOV: Наталья Игоревна, вы у них в доле, что ли? Вы же наша, уральская.</w:t>
+        <w:t xml:space="preserve">SHERSHNYOV: Галина Олеговна, вы у них в доле, что ли? Вы же наша, уральская.</w:t>
       </w:r>
     </w:p>
     <w:p>
@@ -1773,7 +1773,7 @@
         <w:pStyle w:val="BodyText"/>
       </w:pPr>
       <w:r>
-        <w:t xml:space="preserve">ZAVODCHIKOV: Знаю. Наталья Игоревна рассказала. Вы поделили пополам с казанским. Это правильно. Я бы тоже поделил.</w:t>
+        <w:t xml:space="preserve">ZAVODCHIKOV: Знаю. Галина Олеговна рассказала. Вы поделили пополам с казанским. Это правильно. Я бы тоже поделил.</w:t>
       </w:r>
     </w:p>
     <w:p>
@@ -1877,7 +1877,7 @@
         <w:pStyle w:val="BodyText"/>
       </w:pPr>
       <w:r>
-        <w:t xml:space="preserve">DIMA: Тренер может быть Наталья Игоревна. Она сдала экзамен.</w:t>
+        <w:t xml:space="preserve">DIMA: Тренер может быть Галина Олеговна. Она сдала экзамен.</w:t>
       </w:r>
     </w:p>
     <w:p>
@@ -2209,7 +2209,7 @@
         <w:pStyle w:val="BodyText"/>
       </w:pPr>
       <w:r>
-        <w:t xml:space="preserve">ZAVODCHIKOV: Внучка. Шестнадцать лет. Шрамы после акне. Не ходит на школьные вечера, сидит дома в капюшоне. Я думал — баловство, пройдёт. Не прошло. Наталья Игоревна посмотрит её первой. Не из-за скидки. Из-за журнала. Своего ребёнка я отдам только туда, где ведут журнал.</w:t>
+        <w:t xml:space="preserve">ZAVODCHIKOV: Внучка. Шестнадцать лет. Шрамы после акне. Не ходит на школьные вечера, сидит дома в капюшоне. Я думал — баловство, пройдёт. Не прошло. Галина Олеговна посмотрит её первой. Не из-за скидки. Из-за журнала. Своего ребёнка я отдам только туда, где ведут журнал.</w:t>
       </w:r>
     </w:p>
     <w:p>
@@ -4253,7 +4253,7 @@
         <w:pStyle w:val="BodyText"/>
       </w:pPr>
       <w:r>
-        <w:t xml:space="preserve">알렉세이: 나탈리야 이고레브나. 마중 나와 줘서 고마워요. 모스크바는 영하 5도였어요. 그게 겨울인 줄 알았죠.</w:t>
+        <w:t xml:space="preserve">알렉세이: 갈리나 올레고브나. 마중 나와 줘서 고마워요. 모스크바는 영하 5도였어요. 그게 겨울인 줄 알았죠.</w:t>
       </w:r>
     </w:p>
     <w:p>
@@ -4277,7 +4277,7 @@
         <w:pStyle w:val="BodyText"/>
       </w:pPr>
       <w:r>
-        <w:t xml:space="preserve">이리나: 나탈리야 이고레브나, 미팅이 셋이에요. 유통사 셋. 이틀. 다 아세요?</w:t>
+        <w:t xml:space="preserve">이리나: 갈리나 올레고브나, 미팅이 셋이에요. 유통사 셋. 이틀. 다 아세요?</w:t>
       </w:r>
     </w:p>
     <w:p>
@@ -4341,7 +4341,7 @@
         <w:pStyle w:val="BodyText"/>
       </w:pPr>
       <w:r>
-        <w:t xml:space="preserve">알렉세이: 나탈리야 이고레브나, 작년에 코르닐로바 시험을 보셨죠. 두 번째에 통과.</w:t>
+        <w:t xml:space="preserve">알렉세이: 갈리나 올레고브나, 작년에 코르닐로바 시험을 보셨죠. 두 번째에 통과.</w:t>
       </w:r>
     </w:p>
     <w:p>
@@ -4519,7 +4519,7 @@
         <w:pStyle w:val="BodyText"/>
       </w:pPr>
       <w:r>
-        <w:t xml:space="preserve">셰르시뇨프: 나탈리야 이고레브나, 저쪽이랑 지분이라도 있어요? 우리 우랄 사람이잖아요.</w:t>
+        <w:t xml:space="preserve">셰르시뇨프: 갈리나 올레고브나, 저쪽이랑 지분이라도 있어요? 우리 우랄 사람이잖아요.</w:t>
       </w:r>
     </w:p>
     <w:p>
@@ -4753,7 +4753,7 @@
         <w:pStyle w:val="BodyText"/>
       </w:pPr>
       <w:r>
-        <w:t xml:space="preserve">자보드치코프: 알아요. 나탈리야 이고레브나가 얘기했어요. 카잔 사람이랑 반반 나눴다고. 옳은 일이에요. 나라도 나눴을 거예요.</w:t>
+        <w:t xml:space="preserve">자보드치코프: 알아요. 갈리나 올레고브나가 얘기했어요. 카잔 사람이랑 반반 나눴다고. 옳은 일이에요. 나라도 나눴을 거예요.</w:t>
       </w:r>
     </w:p>
     <w:p>
@@ -4857,7 +4857,7 @@
         <w:pStyle w:val="BodyText"/>
       </w:pPr>
       <w:r>
-        <w:t xml:space="preserve">디마: 강사는 나탈리야 이고레브나가 할 수 있어요. 시험을 통과했어요.</w:t>
+        <w:t xml:space="preserve">디마: 강사는 갈리나 올레고브나가 할 수 있어요. 시험을 통과했어요.</w:t>
       </w:r>
     </w:p>
     <w:p>
@@ -5189,7 +5189,7 @@
         <w:pStyle w:val="BodyText"/>
       </w:pPr>
       <w:r>
-        <w:t xml:space="preserve">자보드치코프: 손녀. 열여섯. 여드름 흉터. 학교 파티에 안 가요, 후드 쓰고 집에만 있어요. 사치라고, 지나갈 거라고 생각했어요. 안 지나갔어요. 나탈리야 이고레브나가 그 애를 제일 먼저 봐 줄 거예요. 할인 때문이 아니에요. 일지 때문이에요. 내 아이는 일지를 쓰는 곳에만 맡겨요.</w:t>
+        <w:t xml:space="preserve">자보드치코프: 손녀. 열여섯. 여드름 흉터. 학교 파티에 안 가요, 후드 쓰고 집에만 있어요. 사치라고, 지나갈 거라고 생각했어요. 안 지나갔어요. 갈리나 올레고브나가 그 애를 제일 먼저 봐 줄 거예요. 할인 때문이 아니에요. 일지 때문이에요. 내 아이는 일지를 쓰는 곳에만 맡겨요.</w:t>
       </w:r>
     </w:p>
     <w:p>

--- a/svoyo-delo/대본/5부/06화_Ekaterinburg.docx
+++ b/svoyo-delo/대본/5부/06화_Ekaterinburg.docx
@@ -499,7 +499,7 @@
         <w:t xml:space="preserve"> </w:t>
       </w:r>
       <w:r>
-        <w:t xml:space="preserve">- 규칙: 지문 없음. 전 화 100% 「화자명: 대사」. 1턴 18단어 이내 + 긴 턴 10~15회(30~55단어). 문법 초점(B2+): 정의 구문(Дистрибьютор — это не тот, кто…, а тот, кто…), 부정 생격 열거(ни одной косметологии, ни одного продажника), 조건(Если она подведёт — отвечаю я), 비교급(лучше Подольска).</w:t>
+        <w:t xml:space="preserve">- 규칙: 지문 없음. 전 화 100% 「화자명: 대사」. 1턴 24단어 이내 + 긴 턴 10~15회(35~60단어). 문법 초점(B2+): 정의 구문(Дистрибьютор — это не тот, кто…, а тот, кто…), 부정 생격 열거(ни одной косметологии, ни одного продажника), 조건(Если она подведёт — отвечаю я), 비교급(лучше Подольска).</w:t>
       </w:r>
       <w:r>
         <w:t xml:space="preserve"> </w:t>
@@ -1265,119 +1265,119 @@
         <w:pStyle w:val="FirstParagraph"/>
       </w:pPr>
       <w:r>
-        <w:t xml:space="preserve">SUKHOVA: Алексей Николаевич! Ирина Сергеевна! Дмитрий! Сюда! Минус двадцать пять. Добро пожаловать на Урал.</w:t>
-      </w:r>
-    </w:p>
-    <w:p>
-      <w:pPr>
-        <w:pStyle w:val="BodyText"/>
-      </w:pPr>
-      <w:r>
-        <w:t xml:space="preserve">ALEKSEY: Галина Олеговна. Спасибо, что встретили. В Москве было минус пять. Мы думали, это зима.</w:t>
-      </w:r>
-    </w:p>
-    <w:p>
-      <w:pPr>
-        <w:pStyle w:val="BodyText"/>
-      </w:pPr>
-      <w:r>
-        <w:t xml:space="preserve">SUKHOVA: В Москве — погода. У нас — климат. Шапку застегните. Уши здесь отмерзают за десять минут.</w:t>
-      </w:r>
-    </w:p>
-    <w:p>
-      <w:pPr>
-        <w:pStyle w:val="BodyText"/>
-      </w:pPr>
-      <w:r>
-        <w:t xml:space="preserve">DIMA: Десять минут? Это как зимняя коробка. Только без пенопласта.</w:t>
-      </w:r>
-    </w:p>
-    <w:p>
-      <w:pPr>
-        <w:pStyle w:val="BodyText"/>
-      </w:pPr>
-      <w:r>
-        <w:t xml:space="preserve">IRINA: Галина Олеговна, у нас три встречи. Три дистрибьютора. Два дня. Вы их знаете?</w:t>
-      </w:r>
-    </w:p>
-    <w:p>
-      <w:pPr>
-        <w:pStyle w:val="BodyText"/>
-      </w:pPr>
-      <w:r>
-        <w:t xml:space="preserve">SUKHOVA: Всех троих. Екатеринбург — большой город, но маленький рынок. Здесь все друг друга знают. И помнят.</w:t>
-      </w:r>
-    </w:p>
-    <w:p>
-      <w:pPr>
-        <w:pStyle w:val="BodyText"/>
-      </w:pPr>
-      <w:r>
-        <w:t xml:space="preserve">ALEKSEY: Тогда скажите коротко. Про каждого. Одно слово.</w:t>
-      </w:r>
-    </w:p>
-    <w:p>
-      <w:pPr>
-        <w:pStyle w:val="BodyText"/>
-      </w:pPr>
-      <w:r>
-        <w:t xml:space="preserve">SUKHOVA: Шершнёв — большой. Ракитина — быстрая. Заводчиков — крепкий. Остальное увидите сами.</w:t>
-      </w:r>
-    </w:p>
-    <w:p>
-      <w:pPr>
-        <w:pStyle w:val="BodyText"/>
-      </w:pPr>
-      <w:r>
-        <w:t xml:space="preserve">IRINA: Большой, быстрая, крепкий. А честный — кто?</w:t>
-      </w:r>
-    </w:p>
-    <w:p>
-      <w:pPr>
-        <w:pStyle w:val="BodyText"/>
-      </w:pPr>
-      <w:r>
-        <w:t xml:space="preserve">SUKHOVA: На Урале «честный» не говорят про людей. Говорят про работу. «Честно сделано». Как про сварной шов.</w:t>
-      </w:r>
-    </w:p>
-    <w:p>
-      <w:pPr>
-        <w:pStyle w:val="BodyText"/>
-      </w:pPr>
-      <w:r>
-        <w:t xml:space="preserve">DIMA: Сварной шов? Мы приехали к врачам или на завод?</w:t>
-      </w:r>
-    </w:p>
-    <w:p>
-      <w:pPr>
-        <w:pStyle w:val="BodyText"/>
-      </w:pPr>
-      <w:r>
-        <w:t xml:space="preserve">SUKHOVA: На Урал. Здесь это одно и то же. Половина моих пациентов — с заводов. Или их жёны.</w:t>
-      </w:r>
-    </w:p>
-    <w:p>
-      <w:pPr>
-        <w:pStyle w:val="BodyText"/>
-      </w:pPr>
-      <w:r>
-        <w:t xml:space="preserve">ALEKSEY: Галина Олеговна, вы сдавали экзамен у Корниловой. В прошлом году. Со второй попытки.</w:t>
-      </w:r>
-    </w:p>
-    <w:p>
-      <w:pPr>
-        <w:pStyle w:val="BodyText"/>
-      </w:pPr>
-      <w:r>
-        <w:t xml:space="preserve">SUKHOVA: Со второй. Она сказала: «На Урале колют крепко. Колите мягче». Я запомнила. Теперь колю мягче.</w:t>
-      </w:r>
-    </w:p>
-    <w:p>
-      <w:pPr>
-        <w:pStyle w:val="BodyText"/>
-      </w:pPr>
-      <w:r>
-        <w:t xml:space="preserve">IRINA: Первая встреча — в одиннадцать. Шершнёв. «УралФармСнаб». Башня «Исеть». Пятьдесят второй этаж.</w:t>
+        <w:t xml:space="preserve">SUKHOVA: Алексей Николаевич! Ирина Сергеевна! Дмитрий! Идите сюда! У нас минус двадцать пять, так что добро пожаловать на Урал.</w:t>
+      </w:r>
+    </w:p>
+    <w:p>
+      <w:pPr>
+        <w:pStyle w:val="BodyText"/>
+      </w:pPr>
+      <w:r>
+        <w:t xml:space="preserve">ALEKSEY: Галина Олеговна, спасибо, что встретили. В Москве было минус пять, и мы думали, что это зима.</w:t>
+      </w:r>
+    </w:p>
+    <w:p>
+      <w:pPr>
+        <w:pStyle w:val="BodyText"/>
+      </w:pPr>
+      <w:r>
+        <w:t xml:space="preserve">SUKHOVA: В Москве погода, а у нас климат. Застегните шапку, потому что уши здесь отмерзают за десять минут.</w:t>
+      </w:r>
+    </w:p>
+    <w:p>
+      <w:pPr>
+        <w:pStyle w:val="BodyText"/>
+      </w:pPr>
+      <w:r>
+        <w:t xml:space="preserve">DIMA: За десять минут? Это как зимняя коробка, только без пенопласта.</w:t>
+      </w:r>
+    </w:p>
+    <w:p>
+      <w:pPr>
+        <w:pStyle w:val="BodyText"/>
+      </w:pPr>
+      <w:r>
+        <w:t xml:space="preserve">IRINA: Галина Олеговна, у нас три встречи с тремя дистрибьюторами за два дня. Вы их знаете?</w:t>
+      </w:r>
+    </w:p>
+    <w:p>
+      <w:pPr>
+        <w:pStyle w:val="BodyText"/>
+      </w:pPr>
+      <w:r>
+        <w:t xml:space="preserve">SUKHOVA: Всех троих. Екатеринбург — большой город, но маленький рынок, где все друг друга знают и всё помнят.</w:t>
+      </w:r>
+    </w:p>
+    <w:p>
+      <w:pPr>
+        <w:pStyle w:val="BodyText"/>
+      </w:pPr>
+      <w:r>
+        <w:t xml:space="preserve">ALEKSEY: Тогда скажите коротко про каждого, буквально одним словом.</w:t>
+      </w:r>
+    </w:p>
+    <w:p>
+      <w:pPr>
+        <w:pStyle w:val="BodyText"/>
+      </w:pPr>
+      <w:r>
+        <w:t xml:space="preserve">SUKHOVA: Шершнёв — большой, Ракитина — быстрая, а Заводчиков — крепкий. Всё остальное вы увидите сами.</w:t>
+      </w:r>
+    </w:p>
+    <w:p>
+      <w:pPr>
+        <w:pStyle w:val="BodyText"/>
+      </w:pPr>
+      <w:r>
+        <w:t xml:space="preserve">IRINA: Большой, быстрая и крепкий. А кто из них честный?</w:t>
+      </w:r>
+    </w:p>
+    <w:p>
+      <w:pPr>
+        <w:pStyle w:val="BodyText"/>
+      </w:pPr>
+      <w:r>
+        <w:t xml:space="preserve">SUKHOVA: На Урале «честный» не говорят про людей, так говорят про работу: «Честно сделано». Как про сварной шов.</w:t>
+      </w:r>
+    </w:p>
+    <w:p>
+      <w:pPr>
+        <w:pStyle w:val="BodyText"/>
+      </w:pPr>
+      <w:r>
+        <w:t xml:space="preserve">DIMA: Сварной шов? Мы вообще-то приехали к врачам, а не на завод.</w:t>
+      </w:r>
+    </w:p>
+    <w:p>
+      <w:pPr>
+        <w:pStyle w:val="BodyText"/>
+      </w:pPr>
+      <w:r>
+        <w:t xml:space="preserve">SUKHOVA: Вы приехали на Урал, а здесь это одно и то же. Половина моих пациентов — с заводов, или их жёны.</w:t>
+      </w:r>
+    </w:p>
+    <w:p>
+      <w:pPr>
+        <w:pStyle w:val="BodyText"/>
+      </w:pPr>
+      <w:r>
+        <w:t xml:space="preserve">ALEKSEY: Галина Олеговна, вы ведь сдавали экзамен у Корниловой в прошлом году, со второй попытки.</w:t>
+      </w:r>
+    </w:p>
+    <w:p>
+      <w:pPr>
+        <w:pStyle w:val="BodyText"/>
+      </w:pPr>
+      <w:r>
+        <w:t xml:space="preserve">SUKHOVA: Со второй. Она сказала: «На Урале колют крепко. Колите мягче». Я запомнила и теперь колю мягче.</w:t>
+      </w:r>
+    </w:p>
+    <w:p>
+      <w:pPr>
+        <w:pStyle w:val="BodyText"/>
+      </w:pPr>
+      <w:r>
+        <w:t xml:space="preserve">IRINA: Первая встреча в одиннадцать, с Шершнёвым из «УралФармСнаба», в башне «Исеть» на пятьдесят втором этаже.</w:t>
       </w:r>
     </w:p>
     <w:bookmarkEnd w:id="21"/>
@@ -1395,279 +1395,279 @@
         <w:pStyle w:val="FirstParagraph"/>
       </w:pPr>
       <w:r>
-        <w:t xml:space="preserve">SHERSHNYOV: Садитесь. Виктор Палыч. Можно без отчества. Тут, на Урале, говорят прямо. Вы — маленькие. Я — большой.</w:t>
-      </w:r>
-    </w:p>
-    <w:p>
-      <w:pPr>
-        <w:pStyle w:val="BodyText"/>
-      </w:pPr>
-      <w:r>
-        <w:t xml:space="preserve">ALEKSEY: Прямо — хорошо. Мы тоже говорим прямо. Что вы предлагаете?</w:t>
-      </w:r>
-    </w:p>
-    <w:p>
-      <w:pPr>
-        <w:pStyle w:val="BodyText"/>
-      </w:pPr>
-      <w:r>
-        <w:t xml:space="preserve">SHERSHNYOV: Четыреста клиник. Урал, Тюмень, Пермь, Челябинск. Двенадцать машин. Старт — через неделю. План на первый год — десять тысяч шприцев.</w:t>
-      </w:r>
-    </w:p>
-    <w:p>
-      <w:pPr>
-        <w:pStyle w:val="BodyText"/>
-      </w:pPr>
-      <w:r>
-        <w:t xml:space="preserve">IRINA: Десять тысяч. Это больше, чем вся наша Москва в первый год.</w:t>
-      </w:r>
-    </w:p>
-    <w:p>
-      <w:pPr>
-        <w:pStyle w:val="BodyText"/>
-      </w:pPr>
-      <w:r>
-        <w:t xml:space="preserve">SHERSHNYOV: Вот. Я об этом. Москва — одна. А Урал — пять регионов. Но цена — другая. Минус двадцать пять от вашей.</w:t>
-      </w:r>
-    </w:p>
-    <w:p>
-      <w:pPr>
-        <w:pStyle w:val="BodyText"/>
-      </w:pPr>
-      <w:r>
-        <w:t xml:space="preserve">IRINA: У нас одна скидка для всех дистрибьюторов. Пятнадцать процентов. Это в договоре с Петербургом и Казанью.</w:t>
-      </w:r>
-    </w:p>
-    <w:p>
-      <w:pPr>
-        <w:pStyle w:val="BodyText"/>
-      </w:pPr>
-      <w:r>
-        <w:t xml:space="preserve">SHERSHNYOV: Петербург и Казань — не четыреста клиник. Девушка, считайте объём. Объём меняет любую скидку.</w:t>
-      </w:r>
-    </w:p>
-    <w:p>
-      <w:pPr>
-        <w:pStyle w:val="BodyText"/>
-      </w:pPr>
-      <w:r>
-        <w:t xml:space="preserve">IRINA: Ирина Сергеевна. Я считаю объём каждый день. Объём меняет количество коробок. Скидку он не меняет.</w:t>
-      </w:r>
-    </w:p>
-    <w:p>
-      <w:pPr>
-        <w:pStyle w:val="BodyText"/>
-      </w:pPr>
-      <w:r>
-        <w:t xml:space="preserve">SHERSHNYOV: Ирина Сергеевна. Хорошо. Жёстко. Мне нравится. Тогда двадцать.</w:t>
-      </w:r>
-    </w:p>
-    <w:p>
-      <w:pPr>
-        <w:pStyle w:val="BodyText"/>
-      </w:pPr>
-      <w:r>
-        <w:t xml:space="preserve">ALEKSEY: Пятнадцать. Это не торг, Виктор Палыч. Это правило. Одна цена для врача по всей стране. Если на Урале будет дешевле, в Москве завтра появится уральский гель. Мы это уже проходили. С Бойко.</w:t>
-      </w:r>
-    </w:p>
-    <w:p>
-      <w:pPr>
-        <w:pStyle w:val="BodyText"/>
-      </w:pPr>
-      <w:r>
-        <w:t xml:space="preserve">SHERSHNYOV: Бойко. Слышал. Мелкий жулик. Мы не Бойко. У нас лицензия, склады, бухгалтерия. Аудит каждый год.</w:t>
-      </w:r>
-    </w:p>
-    <w:p>
-      <w:pPr>
-        <w:pStyle w:val="BodyText"/>
-      </w:pPr>
-      <w:r>
-        <w:t xml:space="preserve">DIMA: Виктор Палыч, а журнал температуры? Можно посмотреть?</w:t>
-      </w:r>
-    </w:p>
-    <w:p>
-      <w:pPr>
-        <w:pStyle w:val="BodyText"/>
-      </w:pPr>
-      <w:r>
-        <w:t xml:space="preserve">SHERSHNYOV: Журнал есть. Конечно. Вот — распечатка за ноябрь. Всё в норме.</w:t>
-      </w:r>
-    </w:p>
-    <w:p>
-      <w:pPr>
-        <w:pStyle w:val="BodyText"/>
-      </w:pPr>
-      <w:r>
-        <w:t xml:space="preserve">IRINA: А за прошлый декабрь? Или за январь? Самый холодный месяц.</w:t>
-      </w:r>
-    </w:p>
-    <w:p>
-      <w:pPr>
-        <w:pStyle w:val="BodyText"/>
-      </w:pPr>
-      <w:r>
-        <w:t xml:space="preserve">SHERSHNYOV: За прошлый год — в архиве. Это в другом здании. Пришлём. Через недельку.</w:t>
-      </w:r>
-    </w:p>
-    <w:p>
-      <w:pPr>
-        <w:pStyle w:val="BodyText"/>
-      </w:pPr>
-      <w:r>
-        <w:t xml:space="preserve">ALEKSEY: Хорошо. А обучающая клиника? Тренер?</w:t>
-      </w:r>
-    </w:p>
-    <w:p>
-      <w:pPr>
-        <w:pStyle w:val="BodyText"/>
-      </w:pPr>
-      <w:r>
-        <w:t xml:space="preserve">SHERSHNYOV: Тренера найдём. У меня сорок менеджеров. Любой выучит. Шесть модулей — не высшая математика.</w:t>
-      </w:r>
-    </w:p>
-    <w:p>
-      <w:pPr>
-        <w:pStyle w:val="BodyText"/>
-      </w:pPr>
-      <w:r>
-        <w:t xml:space="preserve">SUKHOVA: Виктор Палыч, тренер должен быть врачом. С практикой. И сдать экзамен у Корниловой.</w:t>
-      </w:r>
-    </w:p>
-    <w:p>
-      <w:pPr>
-        <w:pStyle w:val="BodyText"/>
-      </w:pPr>
-      <w:r>
-        <w:t xml:space="preserve">SHERSHNYOV: Галина Олеговна, вы у них в доле, что ли? Вы же наша, уральская.</w:t>
-      </w:r>
-    </w:p>
-    <w:p>
-      <w:pPr>
-        <w:pStyle w:val="BodyText"/>
-      </w:pPr>
-      <w:r>
-        <w:t xml:space="preserve">SUKHOVA: Я уральская. Поэтому и говорю. Тренер-менеджер — это как сварщик без маски. Быстро. Один раз.</w:t>
-      </w:r>
-    </w:p>
-    <w:p>
-      <w:pPr>
-        <w:pStyle w:val="BodyText"/>
-      </w:pPr>
-      <w:r>
-        <w:t xml:space="preserve">SHERSHNYOV: Ладно. Найдём врача. Не проблема. Что ещё?</w:t>
-      </w:r>
-    </w:p>
-    <w:p>
-      <w:pPr>
-        <w:pStyle w:val="BodyText"/>
-      </w:pPr>
-      <w:r>
-        <w:t xml:space="preserve">ALEKSEY: Серый товар. Ни сейчас, ни в прошлом. Вы возите корейские аналоги?</w:t>
-      </w:r>
-    </w:p>
-    <w:p>
-      <w:pPr>
-        <w:pStyle w:val="BodyText"/>
-      </w:pPr>
-      <w:r>
-        <w:t xml:space="preserve">SHERSHNYOV: Аналоги возим. Законные. Зарегистрированные. Рынок есть рынок. Клиника хочет дешевле — получает дешевле.</w:t>
-      </w:r>
-    </w:p>
-    <w:p>
-      <w:pPr>
-        <w:pStyle w:val="BodyText"/>
-      </w:pPr>
-      <w:r>
-        <w:t xml:space="preserve">OLGA: Алексей Николаевич, это Ольга. Я на громкой связи. Вопрос: зарегистрированные — какие именно? Номера удостоверений?</w:t>
-      </w:r>
-    </w:p>
-    <w:p>
-      <w:pPr>
-        <w:pStyle w:val="BodyText"/>
-      </w:pPr>
-      <w:r>
-        <w:t xml:space="preserve">SHERSHNYOV: Номера пришлём. Тоже через недельку. Слушайте, я вам скажу как есть. Если ваш гель не пойдёт по вашей цене, у меня будет аналог в той же коробке рядом. Подстрахуемся. Клиника не уйдёт. Вы же не хотите, чтобы клиника ушла?</w:t>
-      </w:r>
-    </w:p>
-    <w:p>
-      <w:pPr>
-        <w:pStyle w:val="BodyText"/>
-      </w:pPr>
-      <w:r>
-        <w:t xml:space="preserve">ALEKSEY: В той же коробке рядом. Понятно. У нас в договоре пункт: другие корейские филлеры не возить.</w:t>
-      </w:r>
-    </w:p>
-    <w:p>
-      <w:pPr>
-        <w:pStyle w:val="BodyText"/>
-      </w:pPr>
-      <w:r>
-        <w:t xml:space="preserve">SHERSHNYOV: Пункт можно убрать. Всё можно убрать, когда четыреста клиник.</w:t>
-      </w:r>
-    </w:p>
-    <w:p>
-      <w:pPr>
-        <w:pStyle w:val="BodyText"/>
-      </w:pPr>
-      <w:r>
-        <w:t xml:space="preserve">IRINA: Не всё. Цифры в журнале убрать нельзя. Даже за четыреста клиник.</w:t>
-      </w:r>
-    </w:p>
-    <w:p>
-      <w:pPr>
-        <w:pStyle w:val="BodyText"/>
-      </w:pPr>
-      <w:r>
-        <w:t xml:space="preserve">SHERSHNYOV: Вы, москвичи, странные. Я вам предлагаю десять тысяч. А вы мне — журнал.</w:t>
-      </w:r>
-    </w:p>
-    <w:p>
-      <w:pPr>
-        <w:pStyle w:val="BodyText"/>
-      </w:pPr>
-      <w:r>
-        <w:t xml:space="preserve">ALEKSEY: Мы тоже большие. Только в другом. Спасибо за время, Виктор Палыч. Мы позвоним.</w:t>
-      </w:r>
-    </w:p>
-    <w:p>
-      <w:pPr>
-        <w:pStyle w:val="BodyText"/>
-      </w:pPr>
-      <w:r>
-        <w:t xml:space="preserve">SHERSHNYOV: Не позвоните. Я знаю этот тон. Ну и ладно. Урал большой. Корейцев много.</w:t>
-      </w:r>
-    </w:p>
-    <w:p>
-      <w:pPr>
-        <w:pStyle w:val="BodyText"/>
-      </w:pPr>
-      <w:r>
-        <w:t xml:space="preserve">DIMA: Корейцев много. А Седжин — один.</w:t>
-      </w:r>
-    </w:p>
-    <w:p>
-      <w:pPr>
-        <w:pStyle w:val="BodyText"/>
-      </w:pPr>
-      <w:r>
-        <w:t xml:space="preserve">SHERSHNYOV: Молодой человек, вы продажник? Тогда вы меня поймёте лет через десять.</w:t>
-      </w:r>
-    </w:p>
-    <w:p>
-      <w:pPr>
-        <w:pStyle w:val="BodyText"/>
-      </w:pPr>
-      <w:r>
-        <w:t xml:space="preserve">SUKHOVA: Пойдёмте. Обед. Пельмени. После Шершнёва надо что-то горячее.</w:t>
-      </w:r>
-    </w:p>
-    <w:p>
-      <w:pPr>
-        <w:pStyle w:val="BodyText"/>
-      </w:pPr>
-      <w:r>
-        <w:t xml:space="preserve">IRINA: Распечатка за ноябрь. Без декабря, без января. Ни одного номера. Я записала.</w:t>
+        <w:t xml:space="preserve">SHERSHNYOV: Садитесь. Я Виктор Палыч, можно и без отчества. Тут, на Урале, говорят прямо: вы маленькие, а я большой.</w:t>
+      </w:r>
+    </w:p>
+    <w:p>
+      <w:pPr>
+        <w:pStyle w:val="BodyText"/>
+      </w:pPr>
+      <w:r>
+        <w:t xml:space="preserve">ALEKSEY: Прямо — это хорошо, мы тоже говорим прямо. Так что вы нам предлагаете?</w:t>
+      </w:r>
+    </w:p>
+    <w:p>
+      <w:pPr>
+        <w:pStyle w:val="BodyText"/>
+      </w:pPr>
+      <w:r>
+        <w:t xml:space="preserve">SHERSHNYOV: Четыреста клиник: Урал, Тюмень, Пермь и Челябинск. Двенадцать машин и старт через неделю. План на первый год — десять тысяч шприцев.</w:t>
+      </w:r>
+    </w:p>
+    <w:p>
+      <w:pPr>
+        <w:pStyle w:val="BodyText"/>
+      </w:pPr>
+      <w:r>
+        <w:t xml:space="preserve">IRINA: Десять тысяч? Это больше, чем вся наша Москва дала в первый год.</w:t>
+      </w:r>
+    </w:p>
+    <w:p>
+      <w:pPr>
+        <w:pStyle w:val="BodyText"/>
+      </w:pPr>
+      <w:r>
+        <w:t xml:space="preserve">SHERSHNYOV: Вот, я именно об этом. Москва одна, а Урал — это пять регионов. Но и цена должна быть другая: минус двадцать пять процентов от вашей.</w:t>
+      </w:r>
+    </w:p>
+    <w:p>
+      <w:pPr>
+        <w:pStyle w:val="BodyText"/>
+      </w:pPr>
+      <w:r>
+        <w:t xml:space="preserve">IRINA: У нас одна скидка для всех дистрибьюторов, пятнадцать процентов, и это записано в договорах с Петербургом и Казанью.</w:t>
+      </w:r>
+    </w:p>
+    <w:p>
+      <w:pPr>
+        <w:pStyle w:val="BodyText"/>
+      </w:pPr>
+      <w:r>
+        <w:t xml:space="preserve">SHERSHNYOV: Петербург и Казань — это не четыреста клиник. Девушка, вы считайте объём, потому что объём меняет любую скидку.</w:t>
+      </w:r>
+    </w:p>
+    <w:p>
+      <w:pPr>
+        <w:pStyle w:val="BodyText"/>
+      </w:pPr>
+      <w:r>
+        <w:t xml:space="preserve">IRINA: Меня зовут Ирина Сергеевна, и я считаю объём каждый день. Объём меняет количество коробок. Скидку он не меняет.</w:t>
+      </w:r>
+    </w:p>
+    <w:p>
+      <w:pPr>
+        <w:pStyle w:val="BodyText"/>
+      </w:pPr>
+      <w:r>
+        <w:t xml:space="preserve">SHERSHNYOV: Ирина Сергеевна, хорошо. Жёстко, но мне нравится. Тогда давайте двадцать процентов.</w:t>
+      </w:r>
+    </w:p>
+    <w:p>
+      <w:pPr>
+        <w:pStyle w:val="BodyText"/>
+      </w:pPr>
+      <w:r>
+        <w:t xml:space="preserve">ALEKSEY: Пятнадцать. Это не торг, Виктор Палыч, это правило: одна цена для врача по всей стране. Если на Урале будет дешевле, то уже завтра в Москве появится уральский гель. Мы это уже проходили с Бойко и повторять не собираемся.</w:t>
+      </w:r>
+    </w:p>
+    <w:p>
+      <w:pPr>
+        <w:pStyle w:val="BodyText"/>
+      </w:pPr>
+      <w:r>
+        <w:t xml:space="preserve">SHERSHNYOV: Бойко? Слышал, мелкий жулик. Но мы не Бойко: у нас лицензия, склады, бухгалтерия и аудит каждый год.</w:t>
+      </w:r>
+    </w:p>
+    <w:p>
+      <w:pPr>
+        <w:pStyle w:val="BodyText"/>
+      </w:pPr>
+      <w:r>
+        <w:t xml:space="preserve">DIMA: Виктор Палыч, а журнал температуры у вас есть? Можно его посмотреть?</w:t>
+      </w:r>
+    </w:p>
+    <w:p>
+      <w:pPr>
+        <w:pStyle w:val="BodyText"/>
+      </w:pPr>
+      <w:r>
+        <w:t xml:space="preserve">SHERSHNYOV: Конечно, журнал есть. Вот распечатка за ноябрь, и там всё в норме.</w:t>
+      </w:r>
+    </w:p>
+    <w:p>
+      <w:pPr>
+        <w:pStyle w:val="BodyText"/>
+      </w:pPr>
+      <w:r>
+        <w:t xml:space="preserve">IRINA: А за прошлый декабрь или за январь, то есть за самый холодный месяц, можно посмотреть?</w:t>
+      </w:r>
+    </w:p>
+    <w:p>
+      <w:pPr>
+        <w:pStyle w:val="BodyText"/>
+      </w:pPr>
+      <w:r>
+        <w:t xml:space="preserve">SHERSHNYOV: Прошлый год лежит в архиве, а это в другом здании. Пришлём. Через недельку, не волнуйтесь.</w:t>
+      </w:r>
+    </w:p>
+    <w:p>
+      <w:pPr>
+        <w:pStyle w:val="BodyText"/>
+      </w:pPr>
+      <w:r>
+        <w:t xml:space="preserve">ALEKSEY: Хорошо. А что у вас с обучающей клиникой и с тренером?</w:t>
+      </w:r>
+    </w:p>
+    <w:p>
+      <w:pPr>
+        <w:pStyle w:val="BodyText"/>
+      </w:pPr>
+      <w:r>
+        <w:t xml:space="preserve">SHERSHNYOV: Тренера найдём, у меня сорок менеджеров, и любой из них выучит. Шесть модулей — это же не высшая математика.</w:t>
+      </w:r>
+    </w:p>
+    <w:p>
+      <w:pPr>
+        <w:pStyle w:val="BodyText"/>
+      </w:pPr>
+      <w:r>
+        <w:t xml:space="preserve">SUKHOVA: Виктор Палыч, тренер должен быть врачом с практикой, и он должен сдать экзамен у Корниловой.</w:t>
+      </w:r>
+    </w:p>
+    <w:p>
+      <w:pPr>
+        <w:pStyle w:val="BodyText"/>
+      </w:pPr>
+      <w:r>
+        <w:t xml:space="preserve">SHERSHNYOV: Галина Олеговна, вы что, у них в доле? Вы же наша, уральская.</w:t>
+      </w:r>
+    </w:p>
+    <w:p>
+      <w:pPr>
+        <w:pStyle w:val="BodyText"/>
+      </w:pPr>
+      <w:r>
+        <w:t xml:space="preserve">SUKHOVA: Я уральская, поэтому так и говорю. Тренер-менеджер — это как сварщик без маски: быстро, но только один раз.</w:t>
+      </w:r>
+    </w:p>
+    <w:p>
+      <w:pPr>
+        <w:pStyle w:val="BodyText"/>
+      </w:pPr>
+      <w:r>
+        <w:t xml:space="preserve">SHERSHNYOV: Ладно, найдём врача, это не проблема. Что ещё вам нужно?</w:t>
+      </w:r>
+    </w:p>
+    <w:p>
+      <w:pPr>
+        <w:pStyle w:val="BodyText"/>
+      </w:pPr>
+      <w:r>
+        <w:t xml:space="preserve">ALEKSEY: Нам нужно, чтобы не было серого товара ни сейчас, ни в прошлом. Вы возите корейские аналоги?</w:t>
+      </w:r>
+    </w:p>
+    <w:p>
+      <w:pPr>
+        <w:pStyle w:val="BodyText"/>
+      </w:pPr>
+      <w:r>
+        <w:t xml:space="preserve">SHERSHNYOV: Аналоги возим, но законные и зарегистрированные. Рынок есть рынок: если клиника хочет дешевле, она получает дешевле.</w:t>
+      </w:r>
+    </w:p>
+    <w:p>
+      <w:pPr>
+        <w:pStyle w:val="BodyText"/>
+      </w:pPr>
+      <w:r>
+        <w:t xml:space="preserve">OLGA: Алексей Николаевич, это Ольга, я на громкой связи. У меня вопрос: какие именно они зарегистрированные? Назовите номера удостоверений.</w:t>
+      </w:r>
+    </w:p>
+    <w:p>
+      <w:pPr>
+        <w:pStyle w:val="BodyText"/>
+      </w:pPr>
+      <w:r>
+        <w:t xml:space="preserve">SHERSHNYOV: Номера тоже пришлём через недельку. Слушайте, я вам скажу как есть. Если ваш гель не пойдёт по вашей цене, у меня будет аналог в той же коробке рядом. Подстрахуемся, и клиника не уйдёт. Вы же не хотите, чтобы клиника от вас ушла?</w:t>
+      </w:r>
+    </w:p>
+    <w:p>
+      <w:pPr>
+        <w:pStyle w:val="BodyText"/>
+      </w:pPr>
+      <w:r>
+        <w:t xml:space="preserve">ALEKSEY: В той же коробке рядом, понятно. Но у нас в договоре есть пункт, что другие корейские филлеры возить нельзя.</w:t>
+      </w:r>
+    </w:p>
+    <w:p>
+      <w:pPr>
+        <w:pStyle w:val="BodyText"/>
+      </w:pPr>
+      <w:r>
+        <w:t xml:space="preserve">SHERSHNYOV: Пункт можно убрать. Когда у тебя четыреста клиник, всё можно убрать.</w:t>
+      </w:r>
+    </w:p>
+    <w:p>
+      <w:pPr>
+        <w:pStyle w:val="BodyText"/>
+      </w:pPr>
+      <w:r>
+        <w:t xml:space="preserve">IRINA: Не всё. Цифры в журнале убрать нельзя, даже ради четырёхсот клиник.</w:t>
+      </w:r>
+    </w:p>
+    <w:p>
+      <w:pPr>
+        <w:pStyle w:val="BodyText"/>
+      </w:pPr>
+      <w:r>
+        <w:t xml:space="preserve">SHERSHNYOV: Странные вы, москвичи. Я вам предлагаю десять тысяч шприцев, а вы мне про журнал.</w:t>
+      </w:r>
+    </w:p>
+    <w:p>
+      <w:pPr>
+        <w:pStyle w:val="BodyText"/>
+      </w:pPr>
+      <w:r>
+        <w:t xml:space="preserve">ALEKSEY: Мы тоже большие, только в другом. Спасибо за время, Виктор Палыч, мы вам позвоним.</w:t>
+      </w:r>
+    </w:p>
+    <w:p>
+      <w:pPr>
+        <w:pStyle w:val="BodyText"/>
+      </w:pPr>
+      <w:r>
+        <w:t xml:space="preserve">SHERSHNYOV: Не позвоните, я этот тон хорошо знаю. Ну и ладно: Урал большой, и корейцев много.</w:t>
+      </w:r>
+    </w:p>
+    <w:p>
+      <w:pPr>
+        <w:pStyle w:val="BodyText"/>
+      </w:pPr>
+      <w:r>
+        <w:t xml:space="preserve">DIMA: Корейцев, может быть, и много, а вот Седжин у нас один.</w:t>
+      </w:r>
+    </w:p>
+    <w:p>
+      <w:pPr>
+        <w:pStyle w:val="BodyText"/>
+      </w:pPr>
+      <w:r>
+        <w:t xml:space="preserve">SHERSHNYOV: Молодой человек, вы продажник? Тогда вы меня поймёте, но лет через десять, не раньше.</w:t>
+      </w:r>
+    </w:p>
+    <w:p>
+      <w:pPr>
+        <w:pStyle w:val="BodyText"/>
+      </w:pPr>
+      <w:r>
+        <w:t xml:space="preserve">SUKHOVA: Пойдёмте обедать, там пельмени. После Шершнёва обязательно надо съесть что-нибудь горячее.</w:t>
+      </w:r>
+    </w:p>
+    <w:p>
+      <w:pPr>
+        <w:pStyle w:val="BodyText"/>
+      </w:pPr>
+      <w:r>
+        <w:t xml:space="preserve">IRINA: Распечатка только за ноябрь, без декабря и без января, и ни одного номера удостоверения. Я всё записала.</w:t>
       </w:r>
     </w:p>
     <w:bookmarkEnd w:id="22"/>
@@ -1685,215 +1685,215 @@
         <w:pStyle w:val="FirstParagraph"/>
       </w:pPr>
       <w:r>
-        <w:t xml:space="preserve">SUKHOVA: Это Уралмаш. Здесь было заводское медснабжение. Анатолий Фёдорович — с девяностых. Он помнит, когда сюда возили йод бочками.</w:t>
-      </w:r>
-    </w:p>
-    <w:p>
-      <w:pPr>
-        <w:pStyle w:val="BodyText"/>
-      </w:pPr>
-      <w:r>
-        <w:t xml:space="preserve">ZAVODCHIKOV: Йод — бочками. Бинты — вагонами. А теперь — уколы красоты. Садитесь. Чай. С облепихой. Своя.</w:t>
-      </w:r>
-    </w:p>
-    <w:p>
-      <w:pPr>
-        <w:pStyle w:val="BodyText"/>
-      </w:pPr>
-      <w:r>
-        <w:t xml:space="preserve">ALEKSEY: Спасибо. Анатолий Фёдорович, мы хотели бы увидеть склад.</w:t>
-      </w:r>
-    </w:p>
-    <w:p>
-      <w:pPr>
-        <w:pStyle w:val="BodyText"/>
-      </w:pPr>
-      <w:r>
-        <w:t xml:space="preserve">ZAVODCHIKOV: Увидите. Сначала журнал. Вот. Восемнадцать лет. Бумага. Двадцать шесть книг, каждая на полке, по годам. Там, справа, — электронный, с прошлой весны. Внук настроил. Но бумагу я не брошу. Электричество на Урале иногда уходит. А бумага — остаётся.</w:t>
-      </w:r>
-    </w:p>
-    <w:p>
-      <w:pPr>
-        <w:pStyle w:val="BodyText"/>
-      </w:pPr>
-      <w:r>
-        <w:t xml:space="preserve">IRINA: Можно — январь? Любой год.</w:t>
-      </w:r>
-    </w:p>
-    <w:p>
-      <w:pPr>
-        <w:pStyle w:val="BodyText"/>
-      </w:pPr>
-      <w:r>
-        <w:t xml:space="preserve">ZAVODCHIKOV: Любой. Вот январь, двенадцать лет назад. Минус сорок один на улице. На складе — плюс пять. А вот подпись — моя, в три часа ночи. Котёл встал. Сторож позвонил мне, а не в аварийку. Я сам приехал, сам и запустил.</w:t>
-      </w:r>
-    </w:p>
-    <w:p>
-      <w:pPr>
-        <w:pStyle w:val="BodyText"/>
-      </w:pPr>
-      <w:r>
-        <w:t xml:space="preserve">IRINA: Сами? В три часа ночи?</w:t>
-      </w:r>
-    </w:p>
-    <w:p>
-      <w:pPr>
-        <w:pStyle w:val="BodyText"/>
-      </w:pPr>
-      <w:r>
-        <w:t xml:space="preserve">ZAVODCHIKOV: А кто ещё? Инсулин. Вакцины. Замёрзнут — дети без прививок. Двадцать лет был завскладом. Привычка.</w:t>
-      </w:r>
-    </w:p>
-    <w:p>
-      <w:pPr>
-        <w:pStyle w:val="BodyText"/>
-      </w:pPr>
-      <w:r>
-        <w:t xml:space="preserve">DIMA: А тёплый бокс у ворот? Мы видели, когда въезжали.</w:t>
-      </w:r>
-    </w:p>
-    <w:p>
-      <w:pPr>
-        <w:pStyle w:val="BodyText"/>
-      </w:pPr>
-      <w:r>
-        <w:t xml:space="preserve">ZAVODCHIKOV: С две тысячи девятого. После одного случая. Грузовик ждал до утра у закрытых ворот. Шестьсот ампул вакцины — на выброс. Я тогда запил на неделю. Стыдно было людям в глаза смотреть. Потом построил бокс. Своими руками, с ребятами из цеха. Больше не пил.</w:t>
-      </w:r>
-    </w:p>
-    <w:p>
-      <w:pPr>
-        <w:pStyle w:val="BodyText"/>
-      </w:pPr>
-      <w:r>
-        <w:t xml:space="preserve">ALEKSEY: Мы в ноябре заморозили триста шприцев. Похоже на ваш случай. Только без недели.</w:t>
-      </w:r>
-    </w:p>
-    <w:p>
-      <w:pPr>
-        <w:pStyle w:val="BodyText"/>
-      </w:pPr>
-      <w:r>
-        <w:t xml:space="preserve">ZAVODCHIKOV: Знаю. Галина Олеговна рассказала. Вы поделили пополам с казанским. Это правильно. Я бы тоже поделил.</w:t>
-      </w:r>
-    </w:p>
-    <w:p>
-      <w:pPr>
-        <w:pStyle w:val="BodyText"/>
-      </w:pPr>
-      <w:r>
-        <w:t xml:space="preserve">IRINA: Анатолий Фёдорович, сколько у вас клиник?</w:t>
-      </w:r>
-    </w:p>
-    <w:p>
-      <w:pPr>
-        <w:pStyle w:val="BodyText"/>
-      </w:pPr>
-      <w:r>
-        <w:t xml:space="preserve">ZAVODCHIKOV: Шестьдесят. Больницы, поликлиники. Частных — двенадцать. Косметологий — ни одной. Я их не возил. Принципиально.</w:t>
-      </w:r>
-    </w:p>
-    <w:p>
-      <w:pPr>
-        <w:pStyle w:val="BodyText"/>
-      </w:pPr>
-      <w:r>
-        <w:t xml:space="preserve">ALEKSEY: Почему принципиально?</w:t>
-      </w:r>
-    </w:p>
-    <w:p>
-      <w:pPr>
-        <w:pStyle w:val="BodyText"/>
-      </w:pPr>
-      <w:r>
-        <w:t xml:space="preserve">ZAVODCHIKOV: Уколы красоты — не медицина. Я возил то, без чего люди умирают. А губы — это… баловство. Извините. Так думаю.</w:t>
-      </w:r>
-    </w:p>
-    <w:p>
-      <w:pPr>
-        <w:pStyle w:val="BodyText"/>
-      </w:pPr>
-      <w:r>
-        <w:t xml:space="preserve">SUKHOVA: Анатолий Фёдорович, можно я скажу про баловство? Вы помните Колю Ершова? Сварщик. Шестой цех. Ожог в восемнадцатом году. Лицо, шея. Рубцы. Он три года не ходил на собрания. Не ходил к дочери в школу. Я корректировала ему рубцы гелем. Шесть процедур. Год. Теперь он ходит. И на собрания, и в школу, и в баню.</w:t>
-      </w:r>
-    </w:p>
-    <w:p>
-      <w:pPr>
-        <w:pStyle w:val="BodyText"/>
-      </w:pPr>
-      <w:r>
-        <w:t xml:space="preserve">ZAVODCHIKOV: Коля Ершов. Знаю Колю. Это был… гель? Вот этот?</w:t>
-      </w:r>
-    </w:p>
-    <w:p>
-      <w:pPr>
-        <w:pStyle w:val="BodyText"/>
-      </w:pPr>
-      <w:r>
-        <w:t xml:space="preserve">SUKHOVA: Корейский. Из коробки, которую привезли они. По номеру. Я проверила.</w:t>
-      </w:r>
-    </w:p>
-    <w:p>
-      <w:pPr>
-        <w:pStyle w:val="BodyText"/>
-      </w:pPr>
-      <w:r>
-        <w:t xml:space="preserve">ZAVODCHIKOV: Коля в баню ходит. Хм. Это меняет. Немного.</w:t>
-      </w:r>
-    </w:p>
-    <w:p>
-      <w:pPr>
-        <w:pStyle w:val="BodyText"/>
-      </w:pPr>
-      <w:r>
-        <w:t xml:space="preserve">IRINA: Немного — это сколько? В процентах?</w:t>
-      </w:r>
-    </w:p>
-    <w:p>
-      <w:pPr>
-        <w:pStyle w:val="BodyText"/>
-      </w:pPr>
-      <w:r>
-        <w:t xml:space="preserve">ZAVODCHIKOV: В процентах — не скажу. Скажу, что теперь я слушаю.</w:t>
-      </w:r>
-    </w:p>
-    <w:p>
-      <w:pPr>
-        <w:pStyle w:val="BodyText"/>
-      </w:pPr>
-      <w:r>
-        <w:t xml:space="preserve">ALEKSEY: Мы не просим возить «губы». Мы просим возить проверенный гель. Обученным врачам.</w:t>
-      </w:r>
-    </w:p>
-    <w:p>
-      <w:pPr>
-        <w:pStyle w:val="BodyText"/>
-      </w:pPr>
-      <w:r>
-        <w:t xml:space="preserve">ZAVODCHIKOV: Обучены — кем? У меня нет тренеров. И косметологов я не знаю. Я знаю главврачей.</w:t>
-      </w:r>
-    </w:p>
-    <w:p>
-      <w:pPr>
-        <w:pStyle w:val="BodyText"/>
-      </w:pPr>
-      <w:r>
-        <w:t xml:space="preserve">DIMA: Тренер может быть Галина Олеговна. Она сдала экзамен.</w:t>
-      </w:r>
-    </w:p>
-    <w:p>
-      <w:pPr>
-        <w:pStyle w:val="BodyText"/>
-      </w:pPr>
-      <w:r>
-        <w:t xml:space="preserve">SUKHOVA: Могу. Но я одна. А Урал — пять регионов. Нужны ноги. Продажники, которые знают косметологии.</w:t>
-      </w:r>
-    </w:p>
-    <w:p>
-      <w:pPr>
-        <w:pStyle w:val="BodyText"/>
-      </w:pPr>
-      <w:r>
-        <w:t xml:space="preserve">ZAVODCHIKOV: Ног у меня нет. У меня полки. И журнал. И котёл.</w:t>
+        <w:t xml:space="preserve">SUKHOVA: Это Уралмаш, здесь раньше было заводское медснабжение. Анатолий Фёдорович работает здесь с девяностых и помнит, как сюда возили йод бочками.</w:t>
+      </w:r>
+    </w:p>
+    <w:p>
+      <w:pPr>
+        <w:pStyle w:val="BodyText"/>
+      </w:pPr>
+      <w:r>
+        <w:t xml:space="preserve">ZAVODCHIKOV: Йод возили бочками, бинты вагонами, а теперь вот уколы красоты. Садитесь, будем пить чай с облепихой, она у меня своя.</w:t>
+      </w:r>
+    </w:p>
+    <w:p>
+      <w:pPr>
+        <w:pStyle w:val="BodyText"/>
+      </w:pPr>
+      <w:r>
+        <w:t xml:space="preserve">ALEKSEY: Спасибо. Анатолий Фёдорович, мы бы очень хотели увидеть ваш склад.</w:t>
+      </w:r>
+    </w:p>
+    <w:p>
+      <w:pPr>
+        <w:pStyle w:val="BodyText"/>
+      </w:pPr>
+      <w:r>
+        <w:t xml:space="preserve">ZAVODCHIKOV: Увидите, но сначала журнал. Вот он: восемнадцать лет на бумаге, двадцать шесть книг, и каждая стоит на полке по годам. Там, справа, электронный, с прошлой весны, его внук настроил. Но бумагу я не брошу, потому что электричество на Урале иногда уходит, а бумага остаётся.</w:t>
+      </w:r>
+    </w:p>
+    <w:p>
+      <w:pPr>
+        <w:pStyle w:val="BodyText"/>
+      </w:pPr>
+      <w:r>
+        <w:t xml:space="preserve">IRINA: Можно посмотреть январь? Любого года, на ваш выбор.</w:t>
+      </w:r>
+    </w:p>
+    <w:p>
+      <w:pPr>
+        <w:pStyle w:val="BodyText"/>
+      </w:pPr>
+      <w:r>
+        <w:t xml:space="preserve">ZAVODCHIKOV: Любого. Вот январь двенадцать лет назад: на улице минус сорок один, а на складе плюс пять. А вот моя подпись в три часа ночи, когда встал котёл. Сторож позвонил не в аварийку, а мне, и я сам приехал и сам его запустил.</w:t>
+      </w:r>
+    </w:p>
+    <w:p>
+      <w:pPr>
+        <w:pStyle w:val="BodyText"/>
+      </w:pPr>
+      <w:r>
+        <w:t xml:space="preserve">IRINA: Вы сами приехали, в три часа ночи?</w:t>
+      </w:r>
+    </w:p>
+    <w:p>
+      <w:pPr>
+        <w:pStyle w:val="BodyText"/>
+      </w:pPr>
+      <w:r>
+        <w:t xml:space="preserve">ZAVODCHIKOV: А кто ещё? Там были инсулин и вакцины, и если бы они замёрзли, дети остались бы без прививок. Двадцать лет завскладом — это привычка.</w:t>
+      </w:r>
+    </w:p>
+    <w:p>
+      <w:pPr>
+        <w:pStyle w:val="BodyText"/>
+      </w:pPr>
+      <w:r>
+        <w:t xml:space="preserve">DIMA: А тёплый бокс у ворот? Мы его видели, когда въезжали на территорию.</w:t>
+      </w:r>
+    </w:p>
+    <w:p>
+      <w:pPr>
+        <w:pStyle w:val="BodyText"/>
+      </w:pPr>
+      <w:r>
+        <w:t xml:space="preserve">ZAVODCHIKOV: Он стоит с две тысячи девятого года, после одного случая. Грузовик ждал до утра у закрытых ворот, и шестьсот ампул вакцины пришлось выбросить. Я тогда запил на неделю, потому что стыдно было людям в глаза смотреть. Потом построил бокс своими руками, вместе с ребятами из цеха. И больше не пил.</w:t>
+      </w:r>
+    </w:p>
+    <w:p>
+      <w:pPr>
+        <w:pStyle w:val="BodyText"/>
+      </w:pPr>
+      <w:r>
+        <w:t xml:space="preserve">ALEKSEY: Мы в ноябре заморозили триста шприцев, и это очень похоже на ваш случай, только без недели.</w:t>
+      </w:r>
+    </w:p>
+    <w:p>
+      <w:pPr>
+        <w:pStyle w:val="BodyText"/>
+      </w:pPr>
+      <w:r>
+        <w:t xml:space="preserve">ZAVODCHIKOV: Знаю, Галина Олеговна мне рассказала. Вы поделили убыток пополам с казанским партнёром, и это правильно. Я бы тоже поделил.</w:t>
+      </w:r>
+    </w:p>
+    <w:p>
+      <w:pPr>
+        <w:pStyle w:val="BodyText"/>
+      </w:pPr>
+      <w:r>
+        <w:t xml:space="preserve">IRINA: Анатолий Фёдорович, а сколько у вас всего клиник?</w:t>
+      </w:r>
+    </w:p>
+    <w:p>
+      <w:pPr>
+        <w:pStyle w:val="BodyText"/>
+      </w:pPr>
+      <w:r>
+        <w:t xml:space="preserve">ZAVODCHIKOV: Шестьдесят: больницы и поликлиники, а частных двенадцать. Косметологий ни одной, потому что я их не возил принципиально.</w:t>
+      </w:r>
+    </w:p>
+    <w:p>
+      <w:pPr>
+        <w:pStyle w:val="BodyText"/>
+      </w:pPr>
+      <w:r>
+        <w:t xml:space="preserve">ALEKSEY: А почему именно принципиально, если можно спросить?</w:t>
+      </w:r>
+    </w:p>
+    <w:p>
+      <w:pPr>
+        <w:pStyle w:val="BodyText"/>
+      </w:pPr>
+      <w:r>
+        <w:t xml:space="preserve">ZAVODCHIKOV: Потому что уколы красоты — это не медицина. Я возил то, без чего люди умирают, а губы — это… баловство. Извините, но я так думаю.</w:t>
+      </w:r>
+    </w:p>
+    <w:p>
+      <w:pPr>
+        <w:pStyle w:val="BodyText"/>
+      </w:pPr>
+      <w:r>
+        <w:t xml:space="preserve">SUKHOVA: Анатолий Фёдорович, можно я скажу про баловство? Помните Колю Ершова, сварщика из шестого цеха? У него был ожог в восемнадцатом году: лицо, шея, рубцы. Он три года не ходил на собрания и к дочери в школу. Я корректировала ему рубцы гелем, шесть процедур за год, и теперь он ходит и на собрания, и в школу, и даже в баню.</w:t>
+      </w:r>
+    </w:p>
+    <w:p>
+      <w:pPr>
+        <w:pStyle w:val="BodyText"/>
+      </w:pPr>
+      <w:r>
+        <w:t xml:space="preserve">ZAVODCHIKOV: Колю Ершова я знаю. Так это был… гель? Вот этот самый?</w:t>
+      </w:r>
+    </w:p>
+    <w:p>
+      <w:pPr>
+        <w:pStyle w:val="BodyText"/>
+      </w:pPr>
+      <w:r>
+        <w:t xml:space="preserve">SUKHOVA: Корейский, из коробки, которую привезли они. Я проверила по номеру партии.</w:t>
+      </w:r>
+    </w:p>
+    <w:p>
+      <w:pPr>
+        <w:pStyle w:val="BodyText"/>
+      </w:pPr>
+      <w:r>
+        <w:t xml:space="preserve">ZAVODCHIKOV: Коля в баню ходит… Хм. Это кое-что меняет, хотя и немного.</w:t>
+      </w:r>
+    </w:p>
+    <w:p>
+      <w:pPr>
+        <w:pStyle w:val="BodyText"/>
+      </w:pPr>
+      <w:r>
+        <w:t xml:space="preserve">IRINA: А немного — это сколько, если в процентах?</w:t>
+      </w:r>
+    </w:p>
+    <w:p>
+      <w:pPr>
+        <w:pStyle w:val="BodyText"/>
+      </w:pPr>
+      <w:r>
+        <w:t xml:space="preserve">ZAVODCHIKOV: В процентах я не скажу. Скажу только, что теперь я вас слушаю.</w:t>
+      </w:r>
+    </w:p>
+    <w:p>
+      <w:pPr>
+        <w:pStyle w:val="BodyText"/>
+      </w:pPr>
+      <w:r>
+        <w:t xml:space="preserve">ALEKSEY: Мы не просим вас возить «губы». Мы просим возить проверенный гель для обученных врачей.</w:t>
+      </w:r>
+    </w:p>
+    <w:p>
+      <w:pPr>
+        <w:pStyle w:val="BodyText"/>
+      </w:pPr>
+      <w:r>
+        <w:t xml:space="preserve">ZAVODCHIKOV: А кем они обучены? У меня нет тренеров, и косметологов я не знаю, я знаю только главврачей.</w:t>
+      </w:r>
+    </w:p>
+    <w:p>
+      <w:pPr>
+        <w:pStyle w:val="BodyText"/>
+      </w:pPr>
+      <w:r>
+        <w:t xml:space="preserve">DIMA: Тренером может быть Галина Олеговна, ведь она уже сдала экзамен.</w:t>
+      </w:r>
+    </w:p>
+    <w:p>
+      <w:pPr>
+        <w:pStyle w:val="BodyText"/>
+      </w:pPr>
+      <w:r>
+        <w:t xml:space="preserve">SUKHOVA: Могу, но я одна, а Урал — это пять регионов. Нужны ноги, то есть продажники, которые знают косметологии.</w:t>
+      </w:r>
+    </w:p>
+    <w:p>
+      <w:pPr>
+        <w:pStyle w:val="BodyText"/>
+      </w:pPr>
+      <w:r>
+        <w:t xml:space="preserve">ZAVODCHIKOV: Ног у меня нет. У меня есть полки, журнал и котёл, вот и всё.</w:t>
       </w:r>
     </w:p>
     <w:p>
@@ -1909,15 +1909,15 @@
         <w:pStyle w:val="BodyText"/>
       </w:pPr>
       <w:r>
-        <w:t xml:space="preserve">IRINA: Анатолий Фёдорович, вы готовы дать ответ завтра?</w:t>
-      </w:r>
-    </w:p>
-    <w:p>
-      <w:pPr>
-        <w:pStyle w:val="BodyText"/>
-      </w:pPr>
-      <w:r>
-        <w:t xml:space="preserve">ZAVODCHIKOV: На Урале думают недолго. До утра. Утром позвоню. Если позвоню.</w:t>
+        <w:t xml:space="preserve">IRINA: Анатолий Фёдорович, вы сможете дать нам ответ завтра?</w:t>
+      </w:r>
+    </w:p>
+    <w:p>
+      <w:pPr>
+        <w:pStyle w:val="BodyText"/>
+      </w:pPr>
+      <w:r>
+        <w:t xml:space="preserve">ZAVODCHIKOV: На Урале думают недолго. До утра. Утром я позвоню, если вообще позвоню.</w:t>
       </w:r>
     </w:p>
     <w:bookmarkEnd w:id="23"/>
@@ -1935,199 +1935,199 @@
         <w:pStyle w:val="FirstParagraph"/>
       </w:pPr>
       <w:r>
-        <w:t xml:space="preserve">IRINA: Итак. Таблица. Шершнёв — четыреста клиник, журнал за один месяц, аналог в той же коробке. Красный.</w:t>
-      </w:r>
-    </w:p>
-    <w:p>
-      <w:pPr>
-        <w:pStyle w:val="BodyText"/>
-      </w:pPr>
-      <w:r>
-        <w:t xml:space="preserve">DIMA: Красный. Без вопросов. Даже я не спорю.</w:t>
-      </w:r>
-    </w:p>
-    <w:p>
-      <w:pPr>
-        <w:pStyle w:val="BodyText"/>
-      </w:pPr>
-      <w:r>
-        <w:t xml:space="preserve">IRINA: Ракитина. «Исеть Медикал». Встреча за пельменями. Двадцать пять клиник, все — косметологии. Бывший медпред. Энергия — как у Дмитрия.</w:t>
-      </w:r>
-    </w:p>
-    <w:p>
-      <w:pPr>
-        <w:pStyle w:val="BodyText"/>
-      </w:pPr>
-      <w:r>
-        <w:t xml:space="preserve">DIMA: Как у меня? Это хорошо или плохо?</w:t>
-      </w:r>
-    </w:p>
-    <w:p>
-      <w:pPr>
-        <w:pStyle w:val="BodyText"/>
-      </w:pPr>
-      <w:r>
-        <w:t xml:space="preserve">IRINA: Это — быстро. Но склада нет. Полка у аптечной сети. Журнал она ни разу не видела. Жёлтый.</w:t>
-      </w:r>
-    </w:p>
-    <w:p>
-      <w:pPr>
-        <w:pStyle w:val="BodyText"/>
-      </w:pPr>
-      <w:r>
-        <w:t xml:space="preserve">ALEKSEY: Не видела. Но честно сказала, что не видела. Это много.</w:t>
-      </w:r>
-    </w:p>
-    <w:p>
-      <w:pPr>
-        <w:pStyle w:val="BodyText"/>
-      </w:pPr>
-      <w:r>
-        <w:t xml:space="preserve">IRINA: Заводчиков. Склад — лучший из всех, что мы видели. Лучше Подольска, честно. Двадцать шесть книг, котёл, тёплый бокс с девятого года. Но ни одной косметологии. Ни одного продажника. Ни одного тренера. Тоже жёлтый. Только жёлтый с другой стороны.</w:t>
-      </w:r>
-    </w:p>
-    <w:p>
-      <w:pPr>
-        <w:pStyle w:val="BodyText"/>
-      </w:pPr>
-      <w:r>
-        <w:t xml:space="preserve">DIMA: Я — за Ракитину. Она — это мы три года назад. Без склада, без денег, зато с ногами и с головой. Нам тогда кто-то поверил. Борис Игоревич поверил, Корнилова поверила, Седжин поверил. Почему мы сейчас не можем поверить кому-то?</w:t>
-      </w:r>
-    </w:p>
-    <w:p>
-      <w:pPr>
-        <w:pStyle w:val="BodyText"/>
-      </w:pPr>
-      <w:r>
-        <w:t xml:space="preserve">ALEKSEY: Дима, я тоже это вижу. Она — это я. Медпред, который ушёл делать своё. Но три года назад у нас тоже не было журнала. И Казань в ноябре показала, что бывает, когда журнал ведёт кто-то другой. Цепь рвётся там, где её никто не держит. У Ракитиной цепь держит аптечная сеть. Которую она ни разу не видела.</w:t>
-      </w:r>
-    </w:p>
-    <w:p>
-      <w:pPr>
-        <w:pStyle w:val="BodyText"/>
-      </w:pPr>
-      <w:r>
-        <w:t xml:space="preserve">DIMA: Тогда Заводчиков? У которого нет ни одного продажника? Он будет продавать гель главврачам больниц?</w:t>
-      </w:r>
-    </w:p>
-    <w:p>
-      <w:pPr>
-        <w:pStyle w:val="BodyText"/>
-      </w:pPr>
-      <w:r>
-        <w:t xml:space="preserve">IRINA: Это вопрос. План на первый год у него будет ноль. Или около.</w:t>
-      </w:r>
-    </w:p>
-    <w:p>
-      <w:pPr>
-        <w:pStyle w:val="BodyText"/>
-      </w:pPr>
-      <w:r>
-        <w:t xml:space="preserve">SUKHOVA: Можно мне? Я местная. Ракитина мне звонила после обеда. Спрашивала про Заводчикова. Как с ним говорить.</w:t>
-      </w:r>
-    </w:p>
-    <w:p>
-      <w:pPr>
-        <w:pStyle w:val="BodyText"/>
-      </w:pPr>
-      <w:r>
-        <w:t xml:space="preserve">ALEKSEY: Зачем ей Заводчиков?</w:t>
-      </w:r>
-    </w:p>
-    <w:p>
-      <w:pPr>
-        <w:pStyle w:val="BodyText"/>
-      </w:pPr>
-      <w:r>
-        <w:t xml:space="preserve">SUKHOVA: Не знаю. Она не сказала. Сказала только: «Я поеду к нему сама. Сегодня вечером». На Урале так не делают. К Заводчикову без звонка не ездят. Даже главврачи. Даже мэр, говорят, один раз ждал у ворот полчаса.</w:t>
-      </w:r>
-    </w:p>
-    <w:p>
-      <w:pPr>
-        <w:pStyle w:val="BodyText"/>
-      </w:pPr>
-      <w:r>
-        <w:t xml:space="preserve">DIMA: Без звонка? В минус двадцать пять? Вечером?</w:t>
-      </w:r>
-    </w:p>
-    <w:p>
-      <w:pPr>
-        <w:pStyle w:val="BodyText"/>
-      </w:pPr>
-      <w:r>
-        <w:t xml:space="preserve">SUKHOVA: Вот поэтому я и говорю: быстрая. Иногда слишком.</w:t>
-      </w:r>
-    </w:p>
-    <w:p>
-      <w:pPr>
-        <w:pStyle w:val="BodyText"/>
-      </w:pPr>
-      <w:r>
-        <w:t xml:space="preserve">ALEKSEY: Звонит. Ракитина. Алло, Полина Андреевна?</w:t>
-      </w:r>
-    </w:p>
-    <w:p>
-      <w:pPr>
-        <w:pStyle w:val="BodyText"/>
-      </w:pPr>
-      <w:r>
-        <w:t xml:space="preserve">RAKITINA: Алексей Николаевич, извините, поздно. Я только что от Заводчикова. Три часа. Мы выпили весь его чай с облепихой.</w:t>
-      </w:r>
-    </w:p>
-    <w:p>
-      <w:pPr>
-        <w:pStyle w:val="BodyText"/>
-      </w:pPr>
-      <w:r>
-        <w:t xml:space="preserve">ALEKSEY: Вы поехали к нему без звонка?</w:t>
-      </w:r>
-    </w:p>
-    <w:p>
-      <w:pPr>
-        <w:pStyle w:val="BodyText"/>
-      </w:pPr>
-      <w:r>
-        <w:t xml:space="preserve">RAKITINA: Без звонка. Он сначала не открыл. Потом открыл. Сказал: «Раз приехала в такой мороз — значит, надо». Я ему предложила: склад и журнал — его. Продажи и косметологии — мои. Я буду его ногами. Он будет моей полкой.</w:t>
-      </w:r>
-    </w:p>
-    <w:p>
-      <w:pPr>
-        <w:pStyle w:val="BodyText"/>
-      </w:pPr>
-      <w:r>
-        <w:t xml:space="preserve">IRINA: Это… Полина Андреевна, это вы сами придумали? Сегодня?</w:t>
-      </w:r>
-    </w:p>
-    <w:p>
-      <w:pPr>
-        <w:pStyle w:val="BodyText"/>
-      </w:pPr>
-      <w:r>
-        <w:t xml:space="preserve">RAKITINA: Сегодня. После наших пельменей. Вы сказали: «Без журнала — нет». Я не могу купить восемнадцать лет журнала. Ни за какие деньги. Но я могу работать с тем, у кого они есть. И отдать ему то, чего у него нет: ноги и косметологии.</w:t>
-      </w:r>
-    </w:p>
-    <w:p>
-      <w:pPr>
-        <w:pStyle w:val="BodyText"/>
-      </w:pPr>
-      <w:r>
-        <w:t xml:space="preserve">ALEKSEY: И что он ответил?</w:t>
-      </w:r>
-    </w:p>
-    <w:p>
-      <w:pPr>
-        <w:pStyle w:val="BodyText"/>
-      </w:pPr>
-      <w:r>
-        <w:t xml:space="preserve">RAKITINA: Он сказал: «На Урале думают до утра». И налил ещё чаю. Это хороший знак или плохой?</w:t>
-      </w:r>
-    </w:p>
-    <w:p>
-      <w:pPr>
-        <w:pStyle w:val="BodyText"/>
-      </w:pPr>
-      <w:r>
-        <w:t xml:space="preserve">SUKHOVA: Хороший. Если бы плохой — он бы чай не наливал.</w:t>
+        <w:t xml:space="preserve">IRINA: Итак, смотрим таблицу. У Шершнёва четыреста клиник, журнал за один месяц и аналог в той же коробке, поэтому он красный.</w:t>
+      </w:r>
+    </w:p>
+    <w:p>
+      <w:pPr>
+        <w:pStyle w:val="BodyText"/>
+      </w:pPr>
+      <w:r>
+        <w:t xml:space="preserve">DIMA: Красный, без вопросов. Тут даже я не спорю.</w:t>
+      </w:r>
+    </w:p>
+    <w:p>
+      <w:pPr>
+        <w:pStyle w:val="BodyText"/>
+      </w:pPr>
+      <w:r>
+        <w:t xml:space="preserve">IRINA: Дальше Ракитина из «Исеть Медикал», мы обедали с ней. У неё двадцать пять клиник, все косметологии. Бывший медпред, а энергии как у Дмитрия.</w:t>
+      </w:r>
+    </w:p>
+    <w:p>
+      <w:pPr>
+        <w:pStyle w:val="BodyText"/>
+      </w:pPr>
+      <w:r>
+        <w:t xml:space="preserve">DIMA: Как у меня? И это хорошо или плохо, по-вашему?</w:t>
+      </w:r>
+    </w:p>
+    <w:p>
+      <w:pPr>
+        <w:pStyle w:val="BodyText"/>
+      </w:pPr>
+      <w:r>
+        <w:t xml:space="preserve">IRINA: Это быстро. Но склада у неё нет, только полка у аптечной сети, и журнал она ни разу не видела. Поэтому жёлтый.</w:t>
+      </w:r>
+    </w:p>
+    <w:p>
+      <w:pPr>
+        <w:pStyle w:val="BodyText"/>
+      </w:pPr>
+      <w:r>
+        <w:t xml:space="preserve">ALEKSEY: Не видела, но честно сказала, что не видела, а это уже много.</w:t>
+      </w:r>
+    </w:p>
+    <w:p>
+      <w:pPr>
+        <w:pStyle w:val="BodyText"/>
+      </w:pPr>
+      <w:r>
+        <w:t xml:space="preserve">IRINA: И Заводчиков. Его склад — лучший из всех, что мы видели, честно говоря, лучше Подольска: двадцать шесть книг, котёл и тёплый бокс с девятого года. Но у него нет ни одной косметологии, ни одного продажника и ни одного тренера. Поэтому тоже жёлтый, только жёлтый с другой стороны.</w:t>
+      </w:r>
+    </w:p>
+    <w:p>
+      <w:pPr>
+        <w:pStyle w:val="BodyText"/>
+      </w:pPr>
+      <w:r>
+        <w:t xml:space="preserve">DIMA: Я за Ракитину. Она — это мы три года назад: без склада и без денег, зато с ногами и с головой. Нам тогда кто-то поверил: Борис Игоревич поверил, Корнилова поверила, Седжин поверил. Почему же мы сейчас не можем кому-то поверить?</w:t>
+      </w:r>
+    </w:p>
+    <w:p>
+      <w:pPr>
+        <w:pStyle w:val="BodyText"/>
+      </w:pPr>
+      <w:r>
+        <w:t xml:space="preserve">ALEKSEY: Дима, я тоже это вижу. Она — это я, медпред, который ушёл делать своё. Но три года назад у нас тоже не было журнала, а Казань в ноябре показала, что бывает, когда журнал ведёт кто-то другой. Цепь рвётся там, где её никто не держит. А у Ракитиной цепь держит аптечная сеть, которую она ни разу не видела.</w:t>
+      </w:r>
+    </w:p>
+    <w:p>
+      <w:pPr>
+        <w:pStyle w:val="BodyText"/>
+      </w:pPr>
+      <w:r>
+        <w:t xml:space="preserve">DIMA: Тогда Заводчиков, у которого нет ни одного продажника? Он что, будет продавать гель главврачам больниц?</w:t>
+      </w:r>
+    </w:p>
+    <w:p>
+      <w:pPr>
+        <w:pStyle w:val="BodyText"/>
+      </w:pPr>
+      <w:r>
+        <w:t xml:space="preserve">IRINA: Это хороший вопрос, потому что план на первый год у него будет ноль или около того.</w:t>
+      </w:r>
+    </w:p>
+    <w:p>
+      <w:pPr>
+        <w:pStyle w:val="BodyText"/>
+      </w:pPr>
+      <w:r>
+        <w:t xml:space="preserve">SUKHOVA: Можно я скажу, как местная? Ракитина звонила мне после обеда и спрашивала про Заводчикова: как с ним лучше говорить.</w:t>
+      </w:r>
+    </w:p>
+    <w:p>
+      <w:pPr>
+        <w:pStyle w:val="BodyText"/>
+      </w:pPr>
+      <w:r>
+        <w:t xml:space="preserve">ALEKSEY: А зачем ей вдруг понадобился Заводчиков?</w:t>
+      </w:r>
+    </w:p>
+    <w:p>
+      <w:pPr>
+        <w:pStyle w:val="BodyText"/>
+      </w:pPr>
+      <w:r>
+        <w:t xml:space="preserve">SUKHOVA: Не знаю, она не сказала. Сказала только: «Я поеду к нему сама, сегодня вечером». А на Урале так не делают: к Заводчикову без звонка не ездят, даже главврачи. Говорят, даже мэр однажды ждал у его ворот полчаса.</w:t>
+      </w:r>
+    </w:p>
+    <w:p>
+      <w:pPr>
+        <w:pStyle w:val="BodyText"/>
+      </w:pPr>
+      <w:r>
+        <w:t xml:space="preserve">DIMA: Без звонка? В минус двадцать пять, да ещё и вечером?</w:t>
+      </w:r>
+    </w:p>
+    <w:p>
+      <w:pPr>
+        <w:pStyle w:val="BodyText"/>
+      </w:pPr>
+      <w:r>
+        <w:t xml:space="preserve">SUKHOVA: Вот поэтому я и говорю, что она быстрая. Иногда даже слишком быстрая.</w:t>
+      </w:r>
+    </w:p>
+    <w:p>
+      <w:pPr>
+        <w:pStyle w:val="BodyText"/>
+      </w:pPr>
+      <w:r>
+        <w:t xml:space="preserve">ALEKSEY: Кстати, вот она и звонит, Ракитина. Алло, Полина Андреевна?</w:t>
+      </w:r>
+    </w:p>
+    <w:p>
+      <w:pPr>
+        <w:pStyle w:val="BodyText"/>
+      </w:pPr>
+      <w:r>
+        <w:t xml:space="preserve">RAKITINA: Алексей Николаевич, извините, что так поздно. Я только что от Заводчикова, мы проговорили три часа и выпили весь его чай с облепихой.</w:t>
+      </w:r>
+    </w:p>
+    <w:p>
+      <w:pPr>
+        <w:pStyle w:val="BodyText"/>
+      </w:pPr>
+      <w:r>
+        <w:t xml:space="preserve">ALEKSEY: Вы правда поехали к нему без звонка?</w:t>
+      </w:r>
+    </w:p>
+    <w:p>
+      <w:pPr>
+        <w:pStyle w:val="BodyText"/>
+      </w:pPr>
+      <w:r>
+        <w:t xml:space="preserve">RAKITINA: Без звонка. Сначала он не открыл, потом открыл и сказал: «Раз приехала в такой мороз — значит, надо». И я ему предложила так: склад и журнал — его, а продажи и косметологии — мои. Я буду его ногами, а он будет моей полкой.</w:t>
+      </w:r>
+    </w:p>
+    <w:p>
+      <w:pPr>
+        <w:pStyle w:val="BodyText"/>
+      </w:pPr>
+      <w:r>
+        <w:t xml:space="preserve">IRINA: Это… Полина Андреевна, вы это сами придумали, прямо сегодня?</w:t>
+      </w:r>
+    </w:p>
+    <w:p>
+      <w:pPr>
+        <w:pStyle w:val="BodyText"/>
+      </w:pPr>
+      <w:r>
+        <w:t xml:space="preserve">RAKITINA: Сегодня, после наших пельменей. Вы сказали: «Без журнала — нет». Я не могу купить восемнадцать лет журнала ни за какие деньги, но могу работать с тем, у кого они есть, и отдать ему то, чего у него нет: ноги и косметологии.</w:t>
+      </w:r>
+    </w:p>
+    <w:p>
+      <w:pPr>
+        <w:pStyle w:val="BodyText"/>
+      </w:pPr>
+      <w:r>
+        <w:t xml:space="preserve">ALEKSEY: И что же он вам на это ответил?</w:t>
+      </w:r>
+    </w:p>
+    <w:p>
+      <w:pPr>
+        <w:pStyle w:val="BodyText"/>
+      </w:pPr>
+      <w:r>
+        <w:t xml:space="preserve">RAKITINA: Он сказал: «На Урале думают до утра», и налил мне ещё чаю. Это хороший знак или плохой?</w:t>
+      </w:r>
+    </w:p>
+    <w:p>
+      <w:pPr>
+        <w:pStyle w:val="BodyText"/>
+      </w:pPr>
+      <w:r>
+        <w:t xml:space="preserve">SUKHOVA: Хороший. Если бы знак был плохой, он бы вам чай не наливал.</w:t>
       </w:r>
     </w:p>
     <w:bookmarkEnd w:id="24"/>
@@ -2145,119 +2145,119 @@
         <w:pStyle w:val="FirstParagraph"/>
       </w:pPr>
       <w:r>
-        <w:t xml:space="preserve">ZAVODCHIKOV: Воронцов? Заводчиков. Утро. Я подумал. Да.</w:t>
-      </w:r>
-    </w:p>
-    <w:p>
-      <w:pPr>
-        <w:pStyle w:val="BodyText"/>
-      </w:pPr>
-      <w:r>
-        <w:t xml:space="preserve">ALEKSEY: Анатолий Фёдорович. Спасибо. Да — на чём?</w:t>
-      </w:r>
-    </w:p>
-    <w:p>
-      <w:pPr>
-        <w:pStyle w:val="BodyText"/>
-      </w:pPr>
-      <w:r>
-        <w:t xml:space="preserve">ZAVODCHIKOV: Дистрибьютор — «Каменный пояс». Склад, журнал, котёл — мои. Ракитина — субдилер на продажи. Её ноги, мои полки. Эксклюзив — один, на меня. Пять регионов. Если она подведёт — отвечаю я. Не вы. Это мой шов.</w:t>
-      </w:r>
-    </w:p>
-    <w:p>
-      <w:pPr>
-        <w:pStyle w:val="BodyText"/>
-      </w:pPr>
-      <w:r>
-        <w:t xml:space="preserve">IRINA: Субдилер. Ольга Петровна это пропишет. Цена — одна. Пятнадцать процентов — вам. Её доля — из ваших.</w:t>
-      </w:r>
-    </w:p>
-    <w:p>
-      <w:pPr>
-        <w:pStyle w:val="BodyText"/>
-      </w:pPr>
-      <w:r>
-        <w:t xml:space="preserve">ZAVODCHIKOV: Из моих. Знаю. Я вчера считал. До двух ночи. На бумаге. Хватает.</w:t>
-      </w:r>
-    </w:p>
-    <w:p>
-      <w:pPr>
-        <w:pStyle w:val="BodyText"/>
-      </w:pPr>
-      <w:r>
-        <w:t xml:space="preserve">DIMA: А косметологии? Вы же их «принципиально» не возили.</w:t>
-      </w:r>
-    </w:p>
-    <w:p>
-      <w:pPr>
-        <w:pStyle w:val="BodyText"/>
-      </w:pPr>
-      <w:r>
-        <w:t xml:space="preserve">ZAVODCHIKOV: Не возил. Теперь — буду. Из-за Коли Ершова. И ещё одна причина. Моя.</w:t>
-      </w:r>
-    </w:p>
-    <w:p>
-      <w:pPr>
-        <w:pStyle w:val="BodyText"/>
-      </w:pPr>
-      <w:r>
-        <w:t xml:space="preserve">ALEKSEY: Можно спросить — какая?</w:t>
-      </w:r>
-    </w:p>
-    <w:p>
-      <w:pPr>
-        <w:pStyle w:val="BodyText"/>
-      </w:pPr>
-      <w:r>
-        <w:t xml:space="preserve">ZAVODCHIKOV: Внучка. Шестнадцать лет. Шрамы после акне. Не ходит на школьные вечера, сидит дома в капюшоне. Я думал — баловство, пройдёт. Не прошло. Галина Олеговна посмотрит её первой. Не из-за скидки. Из-за журнала. Своего ребёнка я отдам только туда, где ведут журнал.</w:t>
-      </w:r>
-    </w:p>
-    <w:p>
-      <w:pPr>
-        <w:pStyle w:val="BodyText"/>
-      </w:pPr>
-      <w:r>
-        <w:t xml:space="preserve">SUKHOVA: Посмотрю. Сегодня же. Бесплатно, Анатолий Фёдорович. Это не обсуждается.</w:t>
-      </w:r>
-    </w:p>
-    <w:p>
-      <w:pPr>
-        <w:pStyle w:val="BodyText"/>
-      </w:pPr>
-      <w:r>
-        <w:t xml:space="preserve">SHERSHNYOV: Воронцов? Шершнёв. Слышал. Заводчиков и девчонка. Пожалеете. Через год придёте ко мне.</w:t>
-      </w:r>
-    </w:p>
-    <w:p>
-      <w:pPr>
-        <w:pStyle w:val="BodyText"/>
-      </w:pPr>
-      <w:r>
-        <w:t xml:space="preserve">ALEKSEY: Может быть, пожалеем, Виктор Палыч. О плане. О журнале — нет.</w:t>
-      </w:r>
-    </w:p>
-    <w:p>
-      <w:pPr>
-        <w:pStyle w:val="BodyText"/>
-      </w:pPr>
-      <w:r>
-        <w:t xml:space="preserve">IRINA: Алексей. Дистрибьютор. Мы выбрали не самого большого. И не самого быстрого.</w:t>
-      </w:r>
-    </w:p>
-    <w:p>
-      <w:pPr>
-        <w:pStyle w:val="BodyText"/>
-      </w:pPr>
-      <w:r>
-        <w:t xml:space="preserve">ALEKSEY: Мы выбрали того, кто держит. Дистрибьютор — это не тот, кто больше везёт. Это тот, кто держит, когда везти нельзя. Как Заводчиков в три часа ночи, с котлом, в минус сорок один. И ещё того, кто приехал без звонка в мороз.</w:t>
-      </w:r>
-    </w:p>
-    <w:p>
-      <w:pPr>
-        <w:pStyle w:val="BodyText"/>
-      </w:pPr>
-      <w:r>
-        <w:t xml:space="preserve">DIMA: Новосибирск — в январе. Минус тридцать пять. Кирилл уже купил валенки.</w:t>
+        <w:t xml:space="preserve">ZAVODCHIKOV: Воронцов? Это Заводчиков. Уже утро, и я подумал. Мой ответ — да.</w:t>
+      </w:r>
+    </w:p>
+    <w:p>
+      <w:pPr>
+        <w:pStyle w:val="BodyText"/>
+      </w:pPr>
+      <w:r>
+        <w:t xml:space="preserve">ALEKSEY: Анатолий Фёдорович, спасибо. А на каких условиях вы говорите «да»?</w:t>
+      </w:r>
+    </w:p>
+    <w:p>
+      <w:pPr>
+        <w:pStyle w:val="BodyText"/>
+      </w:pPr>
+      <w:r>
+        <w:t xml:space="preserve">ZAVODCHIKOV: Дистрибьютор — «Каменный пояс»: склад, журнал и котёл мои, а Ракитина будет субдилером на продажи. Её ноги, мои полки. Эксклюзив один, на меня, на пять регионов. Если она подведёт — отвечаю я, а не вы. Это мой шов, и я за него отвечаю.</w:t>
+      </w:r>
+    </w:p>
+    <w:p>
+      <w:pPr>
+        <w:pStyle w:val="BodyText"/>
+      </w:pPr>
+      <w:r>
+        <w:t xml:space="preserve">IRINA: Субдилер, хорошо, Ольга Петровна это пропишет. Цена одна, вам пятнадцать процентов, а её доля идёт из ваших.</w:t>
+      </w:r>
+    </w:p>
+    <w:p>
+      <w:pPr>
+        <w:pStyle w:val="BodyText"/>
+      </w:pPr>
+      <w:r>
+        <w:t xml:space="preserve">ZAVODCHIKOV: Из моих, я знаю. Я вчера считал до двух ночи на бумаге, и мне хватает.</w:t>
+      </w:r>
+    </w:p>
+    <w:p>
+      <w:pPr>
+        <w:pStyle w:val="BodyText"/>
+      </w:pPr>
+      <w:r>
+        <w:t xml:space="preserve">DIMA: А косметологии? Вы же их «принципиально» не возили, как вы сами сказали.</w:t>
+      </w:r>
+    </w:p>
+    <w:p>
+      <w:pPr>
+        <w:pStyle w:val="BodyText"/>
+      </w:pPr>
+      <w:r>
+        <w:t xml:space="preserve">ZAVODCHIKOV: Не возил, а теперь буду, из-за Коли Ершова. И есть ещё одна причина, моя личная.</w:t>
+      </w:r>
+    </w:p>
+    <w:p>
+      <w:pPr>
+        <w:pStyle w:val="BodyText"/>
+      </w:pPr>
+      <w:r>
+        <w:t xml:space="preserve">ALEKSEY: Можно спросить, какая именно, если это не слишком личное?</w:t>
+      </w:r>
+    </w:p>
+    <w:p>
+      <w:pPr>
+        <w:pStyle w:val="BodyText"/>
+      </w:pPr>
+      <w:r>
+        <w:t xml:space="preserve">ZAVODCHIKOV: Внучка. Ей шестнадцать лет, и у неё шрамы после акне. Она не ходит на школьные вечера и сидит дома в капюшоне. Я думал, что это баловство и пройдёт, но не прошло. Галина Олеговна посмотрит её первой, и не из-за скидки, а из-за журнала. Своего ребёнка я отдам только туда, где ведут журнал.</w:t>
+      </w:r>
+    </w:p>
+    <w:p>
+      <w:pPr>
+        <w:pStyle w:val="BodyText"/>
+      </w:pPr>
+      <w:r>
+        <w:t xml:space="preserve">SUKHOVA: Посмотрю сегодня же, и бесплатно, Анатолий Фёдорович. Это даже не обсуждается.</w:t>
+      </w:r>
+    </w:p>
+    <w:p>
+      <w:pPr>
+        <w:pStyle w:val="BodyText"/>
+      </w:pPr>
+      <w:r>
+        <w:t xml:space="preserve">SHERSHNYOV: Воронцов? Это Шершнёв. Слышал я про Заводчикова и девчонку. Пожалеете, и через год сами придёте ко мне.</w:t>
+      </w:r>
+    </w:p>
+    <w:p>
+      <w:pPr>
+        <w:pStyle w:val="BodyText"/>
+      </w:pPr>
+      <w:r>
+        <w:t xml:space="preserve">ALEKSEY: Может быть, и пожалеем, Виктор Палыч, но только о плане. О журнале мы не пожалеем.</w:t>
+      </w:r>
+    </w:p>
+    <w:p>
+      <w:pPr>
+        <w:pStyle w:val="BodyText"/>
+      </w:pPr>
+      <w:r>
+        <w:t xml:space="preserve">IRINA: Алексей, мы выбрали дистрибьютора, который не самый большой и не самый быстрый.</w:t>
+      </w:r>
+    </w:p>
+    <w:p>
+      <w:pPr>
+        <w:pStyle w:val="BodyText"/>
+      </w:pPr>
+      <w:r>
+        <w:t xml:space="preserve">ALEKSEY: Мы выбрали того, кто держит. Дистрибьютор — это не тот, кто больше везёт, а тот, кто держит, когда везти нельзя. Как Заводчиков в три часа ночи, с котлом, в минус сорок один. И ещё мы выбрали ту, которая приехала к нему без звонка в мороз.</w:t>
+      </w:r>
+    </w:p>
+    <w:p>
+      <w:pPr>
+        <w:pStyle w:val="BodyText"/>
+      </w:pPr>
+      <w:r>
+        <w:t xml:space="preserve">DIMA: Новосибирск будет в январе, там минус тридцать пять, и Кирилл уже купил себе валенки.</w:t>
       </w:r>
     </w:p>
     <w:p>
@@ -3390,7 +3390,7 @@
         <w:t xml:space="preserve">“</w:t>
       </w:r>
       <w:r>
-        <w:t xml:space="preserve">С две тысячи девятого. После одного случая. Грузовик ждал до утра у закрытых ворот. Шестьсот ампул вакцины — на выброс. Я тогда запил на неделю. Стыдно было людям в глаза смотреть. Потом построил бокс. Своими руками, с ребятами из цеха. Больше не пил.</w:t>
+        <w:t xml:space="preserve">Он стоит с две тысячи девятого года, после одного случая. Грузовик ждал до утра у закрытых ворот, и шестьсот ампул вакцины пришлось выбросить. Я тогда запил на неделю, потому что стыдно было людям в глаза смотреть. Потом построил бокс своими руками, вместе с ребятами из цеха. И больше не пил.</w:t>
       </w:r>
       <w:r>
         <w:t xml:space="preserve">”</w:t>
@@ -3470,7 +3470,7 @@
               <w:jc w:val="left"/>
             </w:pPr>
             <w:r>
-              <w:t xml:space="preserve">С две тысячи девятого. После одного случая.</w:t>
+              <w:t xml:space="preserve">Он стоит с две тысячи девятого года, после одного случая.</w:t>
             </w:r>
           </w:p>
         </w:tc>
@@ -3496,31 +3496,31 @@
               <w:jc w:val="left"/>
             </w:pPr>
             <w:r>
-              <w:t xml:space="preserve">② 사건</w:t>
-            </w:r>
-          </w:p>
-        </w:tc>
-        <w:tc>
-          <w:tcPr/>
-          <w:p>
-            <w:pPr>
-              <w:pStyle w:val="Compact"/>
-              <w:jc w:val="left"/>
-            </w:pPr>
-            <w:r>
-              <w:t xml:space="preserve">Грузовик ждал до утра у закрытых ворот.</w:t>
-            </w:r>
-          </w:p>
-        </w:tc>
-        <w:tc>
-          <w:tcPr/>
-          <w:p>
-            <w:pPr>
-              <w:pStyle w:val="Compact"/>
-              <w:jc w:val="left"/>
-            </w:pPr>
-            <w:r>
-              <w:t xml:space="preserve">до + 생격, у + 생격</w:t>
+              <w:t xml:space="preserve">② 사건·결과</w:t>
+            </w:r>
+          </w:p>
+        </w:tc>
+        <w:tc>
+          <w:tcPr/>
+          <w:p>
+            <w:pPr>
+              <w:pStyle w:val="Compact"/>
+              <w:jc w:val="left"/>
+            </w:pPr>
+            <w:r>
+              <w:t xml:space="preserve">Грузовик ждал до утра у закрытых ворот, и шестьсот ампул вакцины пришлось выбросить.</w:t>
+            </w:r>
+          </w:p>
+        </w:tc>
+        <w:tc>
+          <w:tcPr/>
+          <w:p>
+            <w:pPr>
+              <w:pStyle w:val="Compact"/>
+              <w:jc w:val="left"/>
+            </w:pPr>
+            <w:r>
+              <w:t xml:space="preserve">до/у + 생격, 무인칭 пришлось + 부정사</w:t>
             </w:r>
           </w:p>
         </w:tc>
@@ -3534,31 +3534,31 @@
               <w:jc w:val="left"/>
             </w:pPr>
             <w:r>
-              <w:t xml:space="preserve">③ 결과</w:t>
-            </w:r>
-          </w:p>
-        </w:tc>
-        <w:tc>
-          <w:tcPr/>
-          <w:p>
-            <w:pPr>
-              <w:pStyle w:val="Compact"/>
-              <w:jc w:val="left"/>
-            </w:pPr>
-            <w:r>
-              <w:t xml:space="preserve">Шестьсот ампул вакцины — на выброс.</w:t>
-            </w:r>
-          </w:p>
-        </w:tc>
-        <w:tc>
-          <w:tcPr/>
-          <w:p>
-            <w:pPr>
-              <w:pStyle w:val="Compact"/>
-              <w:jc w:val="left"/>
-            </w:pPr>
-            <w:r>
-              <w:t xml:space="preserve">동사 생략</w:t>
+              <w:t xml:space="preserve">③ 감정</w:t>
+            </w:r>
+          </w:p>
+        </w:tc>
+        <w:tc>
+          <w:tcPr/>
+          <w:p>
+            <w:pPr>
+              <w:pStyle w:val="Compact"/>
+              <w:jc w:val="left"/>
+            </w:pPr>
+            <w:r>
+              <w:t xml:space="preserve">…потому что стыдно было людям в глаза смотреть.</w:t>
+            </w:r>
+          </w:p>
+        </w:tc>
+        <w:tc>
+          <w:tcPr/>
+          <w:p>
+            <w:pPr>
+              <w:pStyle w:val="Compact"/>
+              <w:jc w:val="left"/>
+            </w:pPr>
+            <w:r>
+              <w:t xml:space="preserve">무인칭 술어 стыдно, потому что로 이유</w:t>
             </w:r>
           </w:p>
         </w:tc>
@@ -3572,31 +3572,31 @@
               <w:jc w:val="left"/>
             </w:pPr>
             <w:r>
-              <w:t xml:space="preserve">④ 감정</w:t>
-            </w:r>
-          </w:p>
-        </w:tc>
-        <w:tc>
-          <w:tcPr/>
-          <w:p>
-            <w:pPr>
-              <w:pStyle w:val="Compact"/>
-              <w:jc w:val="left"/>
-            </w:pPr>
-            <w:r>
-              <w:t xml:space="preserve">Стыдно было людям в глаза смотреть.</w:t>
-            </w:r>
-          </w:p>
-        </w:tc>
-        <w:tc>
-          <w:tcPr/>
-          <w:p>
-            <w:pPr>
-              <w:pStyle w:val="Compact"/>
-              <w:jc w:val="left"/>
-            </w:pPr>
-            <w:r>
-              <w:t xml:space="preserve">무인칭 술어 стыдно + 여격 생략</w:t>
+              <w:t xml:space="preserve">④ 행동</w:t>
+            </w:r>
+          </w:p>
+        </w:tc>
+        <w:tc>
+          <w:tcPr/>
+          <w:p>
+            <w:pPr>
+              <w:pStyle w:val="Compact"/>
+              <w:jc w:val="left"/>
+            </w:pPr>
+            <w:r>
+              <w:t xml:space="preserve">Потом построил бокс своими руками, вместе с ребятами из цеха.</w:t>
+            </w:r>
+          </w:p>
+        </w:tc>
+        <w:tc>
+          <w:tcPr/>
+          <w:p>
+            <w:pPr>
+              <w:pStyle w:val="Compact"/>
+              <w:jc w:val="left"/>
+            </w:pPr>
+            <w:r>
+              <w:t xml:space="preserve">조격(руками), вместе с</w:t>
             </w:r>
           </w:p>
         </w:tc>
@@ -3610,57 +3610,19 @@
               <w:jc w:val="left"/>
             </w:pPr>
             <w:r>
-              <w:t xml:space="preserve">⑤ 행동</w:t>
-            </w:r>
-          </w:p>
-        </w:tc>
-        <w:tc>
-          <w:tcPr/>
-          <w:p>
-            <w:pPr>
-              <w:pStyle w:val="Compact"/>
-              <w:jc w:val="left"/>
-            </w:pPr>
-            <w:r>
-              <w:t xml:space="preserve">Потом построил бокс. Своими руками…</w:t>
-            </w:r>
-          </w:p>
-        </w:tc>
-        <w:tc>
-          <w:tcPr/>
-          <w:p>
-            <w:pPr>
-              <w:pStyle w:val="Compact"/>
-              <w:jc w:val="left"/>
-            </w:pPr>
-            <w:r>
-              <w:t xml:space="preserve">조격(руками)</w:t>
-            </w:r>
-          </w:p>
-        </w:tc>
-      </w:tr>
-      <w:tr>
-        <w:tc>
-          <w:tcPr/>
-          <w:p>
-            <w:pPr>
-              <w:pStyle w:val="Compact"/>
-              <w:jc w:val="left"/>
-            </w:pPr>
-            <w:r>
-              <w:t xml:space="preserve">⑥ 결말</w:t>
-            </w:r>
-          </w:p>
-        </w:tc>
-        <w:tc>
-          <w:tcPr/>
-          <w:p>
-            <w:pPr>
-              <w:pStyle w:val="Compact"/>
-              <w:jc w:val="left"/>
-            </w:pPr>
-            <w:r>
-              <w:t xml:space="preserve">Больше не пил.</w:t>
+              <w:t xml:space="preserve">⑤ 결말</w:t>
+            </w:r>
+          </w:p>
+        </w:tc>
+        <w:tc>
+          <w:tcPr/>
+          <w:p>
+            <w:pPr>
+              <w:pStyle w:val="Compact"/>
+              <w:jc w:val="left"/>
+            </w:pPr>
+            <w:r>
+              <w:t xml:space="preserve">И больше не пил.</w:t>
             </w:r>
           </w:p>
         </w:tc>
@@ -3696,7 +3658,7 @@
         <w:t xml:space="preserve">“</w:t>
       </w:r>
       <w:r>
-        <w:t xml:space="preserve">С… года. После одного случая. … — на выброс. Стыдно было… Потом… Своими руками… Больше не…</w:t>
+        <w:t xml:space="preserve">… стоит с … года, после одного случая. …, и … пришлось… Я тогда…, потому что стыдно было… Потом… своими руками… И больше не…</w:t>
       </w:r>
       <w:r>
         <w:t xml:space="preserve">”</w:t>
@@ -3715,7 +3677,7 @@
         <w:t xml:space="preserve"> </w:t>
       </w:r>
       <w:r>
-        <w:t xml:space="preserve">после · тогда · потом · больше не</w:t>
+        <w:t xml:space="preserve">после · и · потому что · потом · больше не</w:t>
       </w:r>
       <w:r>
         <w:t xml:space="preserve"> </w:t>
@@ -3731,7 +3693,7 @@
         <w:t xml:space="preserve"> </w:t>
       </w:r>
       <w:r>
-        <w:t xml:space="preserve">실패 경험이 만든 회사의 규칙 하나를 30~40단어로 이야기하기.</w:t>
+        <w:t xml:space="preserve">실패 경험이 만든 회사의 규칙 하나를 35~60단어로 이야기하기.</w:t>
       </w:r>
     </w:p>
     <w:bookmarkEnd w:id="30"/>
@@ -4245,119 +4207,119 @@
         <w:pStyle w:val="FirstParagraph"/>
       </w:pPr>
       <w:r>
-        <w:t xml:space="preserve">수호바: 알렉세이 니콜라예비치! 이리나 세르게예브나! 드미트리! 여기요! 영하 25도. 우랄에 오신 걸 환영해요.</w:t>
-      </w:r>
-    </w:p>
-    <w:p>
-      <w:pPr>
-        <w:pStyle w:val="BodyText"/>
-      </w:pPr>
-      <w:r>
-        <w:t xml:space="preserve">알렉세이: 갈리나 올레고브나. 마중 나와 줘서 고마워요. 모스크바는 영하 5도였어요. 그게 겨울인 줄 알았죠.</w:t>
-      </w:r>
-    </w:p>
-    <w:p>
-      <w:pPr>
-        <w:pStyle w:val="BodyText"/>
-      </w:pPr>
-      <w:r>
-        <w:t xml:space="preserve">수호바: 모스크바엔 — 날씨. 우리한텐 — 기후. 모자 단추 채우세요. 여기선 귀가 10분이면 얼어요.</w:t>
-      </w:r>
-    </w:p>
-    <w:p>
-      <w:pPr>
-        <w:pStyle w:val="BodyText"/>
-      </w:pPr>
-      <w:r>
-        <w:t xml:space="preserve">디마: 10분이요? 겨울 상자 같네요. 스티로폼만 없고.</w:t>
-      </w:r>
-    </w:p>
-    <w:p>
-      <w:pPr>
-        <w:pStyle w:val="BodyText"/>
-      </w:pPr>
-      <w:r>
-        <w:t xml:space="preserve">이리나: 갈리나 올레고브나, 미팅이 셋이에요. 유통사 셋. 이틀. 다 아세요?</w:t>
-      </w:r>
-    </w:p>
-    <w:p>
-      <w:pPr>
-        <w:pStyle w:val="BodyText"/>
-      </w:pPr>
-      <w:r>
-        <w:t xml:space="preserve">수호바: 셋 다요. 예카테린부르크는 큰 도시지만 작은 시장이에요. 여기선 다들 서로 알아요. 그리고 기억해요.</w:t>
-      </w:r>
-    </w:p>
-    <w:p>
-      <w:pPr>
-        <w:pStyle w:val="BodyText"/>
-      </w:pPr>
-      <w:r>
-        <w:t xml:space="preserve">알렉세이: 그럼 짧게 말씀해 주세요. 한 명씩. 한 단어로.</w:t>
-      </w:r>
-    </w:p>
-    <w:p>
-      <w:pPr>
-        <w:pStyle w:val="BodyText"/>
-      </w:pPr>
-      <w:r>
-        <w:t xml:space="preserve">수호바: 셰르시뇨프 — 크다. 라키티나 — 빠르다. 자보드치코프 — 단단하다. 나머진 직접 보세요.</w:t>
-      </w:r>
-    </w:p>
-    <w:p>
-      <w:pPr>
-        <w:pStyle w:val="BodyText"/>
-      </w:pPr>
-      <w:r>
-        <w:t xml:space="preserve">이리나: 크다, 빠르다, 단단하다. 그럼 정직한 사람은 — 누구예요?</w:t>
-      </w:r>
-    </w:p>
-    <w:p>
-      <w:pPr>
-        <w:pStyle w:val="BodyText"/>
-      </w:pPr>
-      <w:r>
-        <w:t xml:space="preserve">수호바: 우랄에선 「정직하다」를 사람에게 안 써요. 일에 써요. 「정직하게 만들었다」. 용접 이음매처럼.</w:t>
-      </w:r>
-    </w:p>
-    <w:p>
-      <w:pPr>
-        <w:pStyle w:val="BodyText"/>
-      </w:pPr>
-      <w:r>
-        <w:t xml:space="preserve">디마: 용접 이음매요? 우리가 의사들한테 온 거예요, 공장에 온 거예요?</w:t>
-      </w:r>
-    </w:p>
-    <w:p>
-      <w:pPr>
-        <w:pStyle w:val="BodyText"/>
-      </w:pPr>
-      <w:r>
-        <w:t xml:space="preserve">수호바: 우랄에 온 거예요. 여기선 그게 같은 거예요. 내 환자 절반이 공장 출신이에요. 아니면 그 아내들.</w:t>
-      </w:r>
-    </w:p>
-    <w:p>
-      <w:pPr>
-        <w:pStyle w:val="BodyText"/>
-      </w:pPr>
-      <w:r>
-        <w:t xml:space="preserve">알렉세이: 갈리나 올레고브나, 작년에 코르닐로바 시험을 보셨죠. 두 번째에 통과.</w:t>
-      </w:r>
-    </w:p>
-    <w:p>
-      <w:pPr>
-        <w:pStyle w:val="BodyText"/>
-      </w:pPr>
-      <w:r>
-        <w:t xml:space="preserve">수호바: 두 번째에. 그분이 그러셨어요: 「우랄에선 세게 놓는다. 부드럽게 놓아라」. 기억했어요. 이젠 부드럽게 놓아요.</w:t>
-      </w:r>
-    </w:p>
-    <w:p>
-      <w:pPr>
-        <w:pStyle w:val="BodyText"/>
-      </w:pPr>
-      <w:r>
-        <w:t xml:space="preserve">이리나: 첫 미팅은 — 11시. 셰르시뇨프. 「우랄팜스납」. 「이세티」 타워. 52층.</w:t>
+        <w:t xml:space="preserve">수호바: 알렉세이 니콜라예비치! 이리나 세르게예브나! 드미트리! 이쪽이에요! 여긴 영하 25도예요. 우랄에 오신 걸 환영해요.</w:t>
+      </w:r>
+    </w:p>
+    <w:p>
+      <w:pPr>
+        <w:pStyle w:val="BodyText"/>
+      </w:pPr>
+      <w:r>
+        <w:t xml:space="preserve">알렉세이: 갈리나 올레고브나, 마중 나와 주셔서 고마워요. 모스크바는 영하 5도였는데, 우린 그게 겨울인 줄 알았어요.</w:t>
+      </w:r>
+    </w:p>
+    <w:p>
+      <w:pPr>
+        <w:pStyle w:val="BodyText"/>
+      </w:pPr>
+      <w:r>
+        <w:t xml:space="preserve">수호바: 모스크바엔 날씨가 있고, 여기엔 기후가 있죠. 모자 단단히 여미세요. 여기선 귀가 10분이면 얼어요.</w:t>
+      </w:r>
+    </w:p>
+    <w:p>
+      <w:pPr>
+        <w:pStyle w:val="BodyText"/>
+      </w:pPr>
+      <w:r>
+        <w:t xml:space="preserve">디마: 10분이요? 겨울 상자 같네요, 스티로폼만 없을 뿐.</w:t>
+      </w:r>
+    </w:p>
+    <w:p>
+      <w:pPr>
+        <w:pStyle w:val="BodyText"/>
+      </w:pPr>
+      <w:r>
+        <w:t xml:space="preserve">이리나: 갈리나 올레고브나, 이틀 동안 유통사 세 곳과 미팅이 세 번 있어요. 그 사람들 아세요?</w:t>
+      </w:r>
+    </w:p>
+    <w:p>
+      <w:pPr>
+        <w:pStyle w:val="BodyText"/>
+      </w:pPr>
+      <w:r>
+        <w:t xml:space="preserve">수호바: 셋 다 알아요. 예카테린부르크는 큰 도시지만 시장은 작아서, 다들 서로 알고 다 기억해요.</w:t>
+      </w:r>
+    </w:p>
+    <w:p>
+      <w:pPr>
+        <w:pStyle w:val="BodyText"/>
+      </w:pPr>
+      <w:r>
+        <w:t xml:space="preserve">알렉세이: 그럼 한 사람씩 짧게, 말 그대로 한 단어로 말해 주세요.</w:t>
+      </w:r>
+    </w:p>
+    <w:p>
+      <w:pPr>
+        <w:pStyle w:val="BodyText"/>
+      </w:pPr>
+      <w:r>
+        <w:t xml:space="preserve">수호바: 셰르시뇨프는 크고, 라키티나는 빠르고, 자보드치코프는 단단해요. 나머지는 직접 보시게 될 거예요.</w:t>
+      </w:r>
+    </w:p>
+    <w:p>
+      <w:pPr>
+        <w:pStyle w:val="BodyText"/>
+      </w:pPr>
+      <w:r>
+        <w:t xml:space="preserve">이리나: 크고, 빠르고, 단단하고요. 그럼 그중 누가 정직해요?</w:t>
+      </w:r>
+    </w:p>
+    <w:p>
+      <w:pPr>
+        <w:pStyle w:val="BodyText"/>
+      </w:pPr>
+      <w:r>
+        <w:t xml:space="preserve">수호바: 우랄에선 사람을 두고 「정직하다」고 안 해요. 일을 두고 하죠. 「정직하게 만들어졌다」. 용접 이음매 얘기하듯이요.</w:t>
+      </w:r>
+    </w:p>
+    <w:p>
+      <w:pPr>
+        <w:pStyle w:val="BodyText"/>
+      </w:pPr>
+      <w:r>
+        <w:t xml:space="preserve">디마: 용접 이음매요? 우린 공장이 아니라 의사들 만나러 왔는데요.</w:t>
+      </w:r>
+    </w:p>
+    <w:p>
+      <w:pPr>
+        <w:pStyle w:val="BodyText"/>
+      </w:pPr>
+      <w:r>
+        <w:t xml:space="preserve">수호바: 우랄에 오신 거고, 여기선 그게 같은 거예요. 제 환자 절반이 공장 사람이거나 그 아내들이에요.</w:t>
+      </w:r>
+    </w:p>
+    <w:p>
+      <w:pPr>
+        <w:pStyle w:val="BodyText"/>
+      </w:pPr>
+      <w:r>
+        <w:t xml:space="preserve">알렉세이: 갈리나 올레고브나, 작년에 코르닐로바에게 시험을 보셨죠, 두 번째 만에요.</w:t>
+      </w:r>
+    </w:p>
+    <w:p>
+      <w:pPr>
+        <w:pStyle w:val="BodyText"/>
+      </w:pPr>
+      <w:r>
+        <w:t xml:space="preserve">수호바: 두 번째 만에요. 「우랄에선 세게 놓네요. 더 부드럽게 놓으세요」라고 하셨어요. 기억해 뒀다가 이제 더 부드럽게 놓아요.</w:t>
+      </w:r>
+    </w:p>
+    <w:p>
+      <w:pPr>
+        <w:pStyle w:val="BodyText"/>
+      </w:pPr>
+      <w:r>
+        <w:t xml:space="preserve">이리나: 첫 미팅은 11시, 「이세티」 타워 52층 「우랄팜스납」의 셰르시뇨프예요.</w:t>
       </w:r>
     </w:p>
     <w:bookmarkEnd w:id="33"/>
@@ -4375,231 +4337,231 @@
         <w:pStyle w:val="FirstParagraph"/>
       </w:pPr>
       <w:r>
-        <w:t xml:space="preserve">셰르시뇨프: 앉으세요. 빅토르 팔리치. 부칭은 빼도 돼요. 여기 우랄에선 직설적으로 말해요. 당신들은 — 작아요. 난 — 크고.</w:t>
-      </w:r>
-    </w:p>
-    <w:p>
-      <w:pPr>
-        <w:pStyle w:val="BodyText"/>
-      </w:pPr>
-      <w:r>
-        <w:t xml:space="preserve">알렉세이: 직설 — 좋아요. 우리도 직설적으로 말해요. 뭘 제안하세요?</w:t>
-      </w:r>
-    </w:p>
-    <w:p>
-      <w:pPr>
-        <w:pStyle w:val="BodyText"/>
-      </w:pPr>
-      <w:r>
-        <w:t xml:space="preserve">셰르시뇨프: 클리닉 400곳. 우랄, 튜멘, 페름, 첼랴빈스크. 차 12대. 시작 — 일주일 뒤. 첫해 계획 — 주사기 1만 개.</w:t>
-      </w:r>
-    </w:p>
-    <w:p>
-      <w:pPr>
-        <w:pStyle w:val="BodyText"/>
-      </w:pPr>
-      <w:r>
-        <w:t xml:space="preserve">이리나: 1만 개. 첫해 우리 모스크바 전체보다 많네요.</w:t>
-      </w:r>
-    </w:p>
-    <w:p>
-      <w:pPr>
-        <w:pStyle w:val="BodyText"/>
-      </w:pPr>
-      <w:r>
-        <w:t xml:space="preserve">셰르시뇨프: 그렇죠. 그 얘기예요. 모스크바는 — 하나. 우랄은 — 지역 다섯. 하지만 가격은 — 달라야죠. 당신들 가격에서 −25%.</w:t>
-      </w:r>
-    </w:p>
-    <w:p>
-      <w:pPr>
-        <w:pStyle w:val="BodyText"/>
-      </w:pPr>
-      <w:r>
-        <w:t xml:space="preserve">이리나: 우린 모든 유통사에 할인이 하나예요. 15퍼센트. 페테르부르크와 카잔 계약서에도 그렇게 돼 있어요.</w:t>
-      </w:r>
-    </w:p>
-    <w:p>
-      <w:pPr>
-        <w:pStyle w:val="BodyText"/>
-      </w:pPr>
-      <w:r>
-        <w:t xml:space="preserve">셰르시뇨프: 페테르부르크와 카잔은 400곳이 아니잖아요. 아가씨, 물량을 계산해 봐요. 물량은 어떤 할인도 바꿔요.</w:t>
-      </w:r>
-    </w:p>
-    <w:p>
-      <w:pPr>
-        <w:pStyle w:val="BodyText"/>
-      </w:pPr>
-      <w:r>
-        <w:t xml:space="preserve">이리나: 이리나 세르게예브나예요. 물량은 매일 계산해요. 물량은 상자 수를 바꿔요. 할인은 안 바꿔요.</w:t>
-      </w:r>
-    </w:p>
-    <w:p>
-      <w:pPr>
-        <w:pStyle w:val="BodyText"/>
-      </w:pPr>
-      <w:r>
-        <w:t xml:space="preserve">셰르시뇨프: 이리나 세르게예브나. 좋아요. 세네요. 마음에 들어요. 그럼 20.</w:t>
-      </w:r>
-    </w:p>
-    <w:p>
-      <w:pPr>
-        <w:pStyle w:val="BodyText"/>
-      </w:pPr>
-      <w:r>
-        <w:t xml:space="preserve">알렉세이: 15. 이건 흥정이 아니에요, 빅토르 팔리치. 규칙이에요. 전국 의사 가격은 하나. 우랄이 더 싸면 내일 모스크바에 「우랄산」 젤이 나타나요. 이미 겪어 봤어요. 보이코로.</w:t>
-      </w:r>
-    </w:p>
-    <w:p>
-      <w:pPr>
-        <w:pStyle w:val="BodyText"/>
-      </w:pPr>
-      <w:r>
-        <w:t xml:space="preserve">셰르시뇨프: 보이코. 들었어요. 좀도둑. 우린 보이코가 아니에요. 면허, 창고, 회계. 매년 감사.</w:t>
-      </w:r>
-    </w:p>
-    <w:p>
-      <w:pPr>
-        <w:pStyle w:val="BodyText"/>
-      </w:pPr>
-      <w:r>
-        <w:t xml:space="preserve">디마: 빅토르 팔리치, 온도 일지는요? 볼 수 있을까요?</w:t>
-      </w:r>
-    </w:p>
-    <w:p>
-      <w:pPr>
-        <w:pStyle w:val="BodyText"/>
-      </w:pPr>
-      <w:r>
-        <w:t xml:space="preserve">셰르시뇨프: 일지 있죠. 당연히. 여기 — 11월 출력본. 다 정상.</w:t>
-      </w:r>
-    </w:p>
-    <w:p>
-      <w:pPr>
-        <w:pStyle w:val="BodyText"/>
-      </w:pPr>
-      <w:r>
-        <w:t xml:space="preserve">이리나: 작년 12월은요? 아니면 1월? 제일 추운 달.</w:t>
-      </w:r>
-    </w:p>
-    <w:p>
-      <w:pPr>
-        <w:pStyle w:val="BodyText"/>
-      </w:pPr>
-      <w:r>
-        <w:t xml:space="preserve">셰르시뇨프: 작년 건 — 보관소에 있어요. 다른 건물이에요. 보내 드릴게요. 한 일주일 뒤에.</w:t>
-      </w:r>
-    </w:p>
-    <w:p>
-      <w:pPr>
-        <w:pStyle w:val="BodyText"/>
-      </w:pPr>
-      <w:r>
-        <w:t xml:space="preserve">알렉세이: 좋아요. 교육용 클리닉은요? 강사는?</w:t>
-      </w:r>
-    </w:p>
-    <w:p>
-      <w:pPr>
-        <w:pStyle w:val="BodyText"/>
-      </w:pPr>
-      <w:r>
-        <w:t xml:space="preserve">셰르시뇨프: 강사는 구하죠. 매니저가 40명이에요. 아무나 배우면 돼요. 6모듈 — 고등수학도 아니고.</w:t>
-      </w:r>
-    </w:p>
-    <w:p>
-      <w:pPr>
-        <w:pStyle w:val="BodyText"/>
-      </w:pPr>
-      <w:r>
-        <w:t xml:space="preserve">수호바: 빅토르 팔리치, 강사는 의사여야 해요. 임상 경력 있는. 그리고 코르닐로바 시험을 통과해야 하고요.</w:t>
-      </w:r>
-    </w:p>
-    <w:p>
-      <w:pPr>
-        <w:pStyle w:val="BodyText"/>
-      </w:pPr>
-      <w:r>
-        <w:t xml:space="preserve">셰르시뇨프: 갈리나 올레고브나, 저쪽이랑 지분이라도 있어요? 우리 우랄 사람이잖아요.</w:t>
-      </w:r>
-    </w:p>
-    <w:p>
-      <w:pPr>
-        <w:pStyle w:val="BodyText"/>
-      </w:pPr>
-      <w:r>
-        <w:t xml:space="preserve">수호바: 우랄 사람이에요. 그래서 하는 말이에요. 매니저 강사는 — 마스크 없는 용접공 같아요. 빠르죠. 한 번.</w:t>
-      </w:r>
-    </w:p>
-    <w:p>
-      <w:pPr>
-        <w:pStyle w:val="BodyText"/>
-      </w:pPr>
-      <w:r>
-        <w:t xml:space="preserve">셰르시뇨프: 좋아요. 의사를 구하죠. 문제없어요. 또 뭐요?</w:t>
-      </w:r>
-    </w:p>
-    <w:p>
-      <w:pPr>
-        <w:pStyle w:val="BodyText"/>
-      </w:pPr>
-      <w:r>
-        <w:t xml:space="preserve">알렉세이: 회색 상품. 지금도, 과거에도. 한국 「유사품」을 취급하세요?</w:t>
-      </w:r>
-    </w:p>
-    <w:p>
-      <w:pPr>
-        <w:pStyle w:val="BodyText"/>
-      </w:pPr>
-      <w:r>
-        <w:t xml:space="preserve">셰르시뇨프: 유사품은 취급하죠. 합법적인 거. 등록된 거. 시장은 시장이니까. 클리닉이 더 싼 걸 원하면 — 더 싼 걸 받아요.</w:t>
-      </w:r>
-    </w:p>
-    <w:p>
-      <w:pPr>
-        <w:pStyle w:val="BodyText"/>
-      </w:pPr>
-      <w:r>
-        <w:t xml:space="preserve">올가: 알렉세이 니콜라예비치, 올가예요. 스피커폰이에요. 질문: 등록된 거 — 정확히 어떤 거죠? 등록증 번호는요?</w:t>
-      </w:r>
-    </w:p>
-    <w:p>
-      <w:pPr>
-        <w:pStyle w:val="BodyText"/>
-      </w:pPr>
-      <w:r>
-        <w:t xml:space="preserve">셰르시뇨프: 번호는 보내 드릴게요. 그것도 한 일주일 뒤에. 들어 보세요, 있는 그대로 말할게요. 당신들 젤이 당신들 가격에 안 팔리면, 바로 옆 같은 상자에 유사품이 있을 거예요. 보험이죠. 클리닉은 안 떠나요. 클리닉이 떠나는 건 원치 않잖아요?</w:t>
-      </w:r>
-    </w:p>
-    <w:p>
-      <w:pPr>
-        <w:pStyle w:val="BodyText"/>
-      </w:pPr>
-      <w:r>
-        <w:t xml:space="preserve">알렉세이: 바로 옆 같은 상자에. 알겠어요. 우리 계약서엔 조항이 있어요: 다른 한국산 필러 취급 금지.</w:t>
-      </w:r>
-    </w:p>
-    <w:p>
-      <w:pPr>
-        <w:pStyle w:val="BodyText"/>
-      </w:pPr>
-      <w:r>
-        <w:t xml:space="preserve">셰르시뇨프: 조항은 빼면 돼요. 400곳이면 뭐든 뺄 수 있어요.</w:t>
-      </w:r>
-    </w:p>
-    <w:p>
-      <w:pPr>
-        <w:pStyle w:val="BodyText"/>
-      </w:pPr>
-      <w:r>
-        <w:t xml:space="preserve">이리나: 다는 아니에요. 일지의 숫자는 못 빼요. 400곳이라도.</w:t>
-      </w:r>
-    </w:p>
-    <w:p>
-      <w:pPr>
-        <w:pStyle w:val="BodyText"/>
-      </w:pPr>
-      <w:r>
-        <w:t xml:space="preserve">셰르시뇨프: 모스크바 사람들 참 이상하네. 난 1만 개를 제안하는데. 당신들은 나한테 — 일지.</w:t>
+        <w:t xml:space="preserve">셰르시뇨프: 앉으세요. 빅토르 팔리치예요, 부칭 없이 불러도 돼요. 여기 우랄에선 직설적으로 말해요. 당신들은 작고, 난 커요.</w:t>
+      </w:r>
+    </w:p>
+    <w:p>
+      <w:pPr>
+        <w:pStyle w:val="BodyText"/>
+      </w:pPr>
+      <w:r>
+        <w:t xml:space="preserve">알렉세이: 직설적인 건 좋아요. 우리도 직설적으로 말해요. 그래서 뭘 제안하시는 거죠?</w:t>
+      </w:r>
+    </w:p>
+    <w:p>
+      <w:pPr>
+        <w:pStyle w:val="BodyText"/>
+      </w:pPr>
+      <w:r>
+        <w:t xml:space="preserve">셰르시뇨프: 클리닉 400곳. 우랄, 튜멘, 페름, 첼랴빈스크. 차량 12대에 일주일 뒤 시작. 첫해 계획은 주사기 1만 개예요.</w:t>
+      </w:r>
+    </w:p>
+    <w:p>
+      <w:pPr>
+        <w:pStyle w:val="BodyText"/>
+      </w:pPr>
+      <w:r>
+        <w:t xml:space="preserve">이리나: 1만 개요? 우리 모스크바 전체가 첫해에 한 것보다 많네요.</w:t>
+      </w:r>
+    </w:p>
+    <w:p>
+      <w:pPr>
+        <w:pStyle w:val="BodyText"/>
+      </w:pPr>
+      <w:r>
+        <w:t xml:space="preserve">셰르시뇨프: 바로 그 얘기예요. 모스크바는 하나지만, 우랄은 지역 다섯이에요. 그런데 가격은 달라야 해요. 당신들 가격에서 25퍼센트 빼고요.</w:t>
+      </w:r>
+    </w:p>
+    <w:p>
+      <w:pPr>
+        <w:pStyle w:val="BodyText"/>
+      </w:pPr>
+      <w:r>
+        <w:t xml:space="preserve">이리나: 모든 유통사에 할인은 하나, 15퍼센트예요. 페테르부르크, 카잔과의 계약서에도 그렇게 적혀 있어요.</w:t>
+      </w:r>
+    </w:p>
+    <w:p>
+      <w:pPr>
+        <w:pStyle w:val="BodyText"/>
+      </w:pPr>
+      <w:r>
+        <w:t xml:space="preserve">셰르시뇨프: 페테르부르크와 카잔은 클리닉 400곳이 아니잖아요. 아가씨, 물량을 계산해 봐요. 물량은 어떤 할인도 바꾸니까.</w:t>
+      </w:r>
+    </w:p>
+    <w:p>
+      <w:pPr>
+        <w:pStyle w:val="BodyText"/>
+      </w:pPr>
+      <w:r>
+        <w:t xml:space="preserve">이리나: 제 이름은 이리나 세르게예브나고, 물량은 매일 계산해요. 물량은 상자 수를 바꾸죠. 할인은 안 바꿔요.</w:t>
+      </w:r>
+    </w:p>
+    <w:p>
+      <w:pPr>
+        <w:pStyle w:val="BodyText"/>
+      </w:pPr>
+      <w:r>
+        <w:t xml:space="preserve">셰르시뇨프: 이리나 세르게예브나, 좋아요. 강하네요, 마음에 들어요. 그럼 20퍼센트로 하죠.</w:t>
+      </w:r>
+    </w:p>
+    <w:p>
+      <w:pPr>
+        <w:pStyle w:val="BodyText"/>
+      </w:pPr>
+      <w:r>
+        <w:t xml:space="preserve">알렉세이: 15퍼센트예요. 흥정이 아니에요, 빅토르 팔리치. 규칙이에요. 의사 가격은 전국 하나. 우랄이 더 싸면 내일 당장 모스크바에 우랄산 젤이 나타나요. 보이코 때 이미 겪었고, 되풀이할 생각 없어요.</w:t>
+      </w:r>
+    </w:p>
+    <w:p>
+      <w:pPr>
+        <w:pStyle w:val="BodyText"/>
+      </w:pPr>
+      <w:r>
+        <w:t xml:space="preserve">셰르시뇨프: 보이코? 들었어요, 좀도둑이죠. 하지만 우린 보이코가 아니에요. 면허, 창고, 회계, 매년 감사까지 있어요.</w:t>
+      </w:r>
+    </w:p>
+    <w:p>
+      <w:pPr>
+        <w:pStyle w:val="BodyText"/>
+      </w:pPr>
+      <w:r>
+        <w:t xml:space="preserve">디마: 빅토르 팔리치, 온도 일지는 있으세요? 좀 볼 수 있을까요?</w:t>
+      </w:r>
+    </w:p>
+    <w:p>
+      <w:pPr>
+        <w:pStyle w:val="BodyText"/>
+      </w:pPr>
+      <w:r>
+        <w:t xml:space="preserve">셰르시뇨프: 물론 일지 있죠. 여기 11월 출력본이에요. 다 정상이에요.</w:t>
+      </w:r>
+    </w:p>
+    <w:p>
+      <w:pPr>
+        <w:pStyle w:val="BodyText"/>
+      </w:pPr>
+      <w:r>
+        <w:t xml:space="preserve">이리나: 작년 12월이나 1월, 그러니까 제일 추운 달 것도 볼 수 있을까요?</w:t>
+      </w:r>
+    </w:p>
+    <w:p>
+      <w:pPr>
+        <w:pStyle w:val="BodyText"/>
+      </w:pPr>
+      <w:r>
+        <w:t xml:space="preserve">셰르시뇨프: 작년 건 다른 건물 기록 보관소에 있어요. 보내 드릴게요. 한 일주일 뒤에요, 걱정 마요.</w:t>
+      </w:r>
+    </w:p>
+    <w:p>
+      <w:pPr>
+        <w:pStyle w:val="BodyText"/>
+      </w:pPr>
+      <w:r>
+        <w:t xml:space="preserve">알렉세이: 좋아요. 그럼 교육용 클리닉과 강사는 어떻게 되나요?</w:t>
+      </w:r>
+    </w:p>
+    <w:p>
+      <w:pPr>
+        <w:pStyle w:val="BodyText"/>
+      </w:pPr>
+      <w:r>
+        <w:t xml:space="preserve">셰르시뇨프: 강사는 찾으면 돼요. 매니저가 마흔 명이니 아무나 배우겠죠. 모듈 여섯 개가 고등수학도 아니고요.</w:t>
+      </w:r>
+    </w:p>
+    <w:p>
+      <w:pPr>
+        <w:pStyle w:val="BodyText"/>
+      </w:pPr>
+      <w:r>
+        <w:t xml:space="preserve">수호바: 빅토르 팔리치, 강사는 임상 경험이 있는 의사여야 하고, 코르닐로바에게 시험을 통과해야 해요.</w:t>
+      </w:r>
+    </w:p>
+    <w:p>
+      <w:pPr>
+        <w:pStyle w:val="BodyText"/>
+      </w:pPr>
+      <w:r>
+        <w:t xml:space="preserve">셰르시뇨프: 갈리나 올레고브나, 저 사람들 지분이라도 있어요? 당신은 우리 우랄 사람이잖아요.</w:t>
+      </w:r>
+    </w:p>
+    <w:p>
+      <w:pPr>
+        <w:pStyle w:val="BodyText"/>
+      </w:pPr>
+      <w:r>
+        <w:t xml:space="preserve">수호바: 우랄 사람이니까 이렇게 말하는 거예요. 매니저 강사는 마스크 없는 용접공 같아요. 빠르지만, 딱 한 번뿐이죠.</w:t>
+      </w:r>
+    </w:p>
+    <w:p>
+      <w:pPr>
+        <w:pStyle w:val="BodyText"/>
+      </w:pPr>
+      <w:r>
+        <w:t xml:space="preserve">셰르시뇨프: 좋아요, 의사를 찾죠, 문제없어요. 또 뭐가 필요해요?</w:t>
+      </w:r>
+    </w:p>
+    <w:p>
+      <w:pPr>
+        <w:pStyle w:val="BodyText"/>
+      </w:pPr>
+      <w:r>
+        <w:t xml:space="preserve">알렉세이: 지금도 과거에도 회색 상품이 없어야 해요. 한국산 유사품을 취급하세요?</w:t>
+      </w:r>
+    </w:p>
+    <w:p>
+      <w:pPr>
+        <w:pStyle w:val="BodyText"/>
+      </w:pPr>
+      <w:r>
+        <w:t xml:space="preserve">셰르시뇨프: 유사품은 취급하죠. 하지만 합법이고 등록된 거예요. 시장은 시장이니까요. 클리닉이 더 싼 걸 원하면 더 싼 걸 받는 거죠.</w:t>
+      </w:r>
+    </w:p>
+    <w:p>
+      <w:pPr>
+        <w:pStyle w:val="BodyText"/>
+      </w:pPr>
+      <w:r>
+        <w:t xml:space="preserve">올가: 알렉세이 니콜라예비치, 올가예요, 스피커폰이에요. 질문이 있어요. 정확히 어떤 등록이에요? 등록증 번호를 말씀해 주세요.</w:t>
+      </w:r>
+    </w:p>
+    <w:p>
+      <w:pPr>
+        <w:pStyle w:val="BodyText"/>
+      </w:pPr>
+      <w:r>
+        <w:t xml:space="preserve">셰르시뇨프: 번호도 한 일주일 뒤에 보내 드릴게요. 들어 봐요, 있는 그대로 말할게요. 당신들 젤이 당신들 가격으로 안 팔리면, 같은 상자 옆에 유사품을 둘 거예요. 보험을 들어 두는 거죠. 그럼 클리닉이 안 떠나요. 클리닉이 떠나는 건 원치 않잖아요?</w:t>
+      </w:r>
+    </w:p>
+    <w:p>
+      <w:pPr>
+        <w:pStyle w:val="BodyText"/>
+      </w:pPr>
+      <w:r>
+        <w:t xml:space="preserve">알렉세이: 같은 상자 옆에, 알겠어요. 하지만 우리 계약서엔 다른 한국 필러는 취급하면 안 된다는 조항이 있어요.</w:t>
+      </w:r>
+    </w:p>
+    <w:p>
+      <w:pPr>
+        <w:pStyle w:val="BodyText"/>
+      </w:pPr>
+      <w:r>
+        <w:t xml:space="preserve">셰르시뇨프: 조항은 뺄 수 있어요. 클리닉이 400곳이면 뭐든 뺄 수 있죠.</w:t>
+      </w:r>
+    </w:p>
+    <w:p>
+      <w:pPr>
+        <w:pStyle w:val="BodyText"/>
+      </w:pPr>
+      <w:r>
+        <w:t xml:space="preserve">이리나: 다는 아니에요. 일지 속 숫자는 뺄 수 없어요. 클리닉 400곳을 위해서라도요.</w:t>
+      </w:r>
+    </w:p>
+    <w:p>
+      <w:pPr>
+        <w:pStyle w:val="BodyText"/>
+      </w:pPr>
+      <w:r>
+        <w:t xml:space="preserve">셰르시뇨프: 모스크바 사람들은 이상해요. 주사기 1만 개를 제안하는데 일지 얘기나 하고요.</w:t>
       </w:r>
     </w:p>
     <w:p>
@@ -4615,39 +4577,39 @@
         <w:pStyle w:val="BodyText"/>
       </w:pPr>
       <w:r>
-        <w:t xml:space="preserve">셰르시뇨프: 연락 안 하겠죠. 그 말투 알아요. 뭐 됐어요. 우랄은 넓고. 한국 회사는 많으니까.</w:t>
-      </w:r>
-    </w:p>
-    <w:p>
-      <w:pPr>
-        <w:pStyle w:val="BodyText"/>
-      </w:pPr>
-      <w:r>
-        <w:t xml:space="preserve">디마: 한국 회사는 많죠. 세진은 — 하나고요.</w:t>
-      </w:r>
-    </w:p>
-    <w:p>
-      <w:pPr>
-        <w:pStyle w:val="BodyText"/>
-      </w:pPr>
-      <w:r>
-        <w:t xml:space="preserve">셰르시뇨프: 젊은 양반, 영업하죠? 그럼 10년쯤 뒤에 내 말을 이해할 거예요.</w:t>
-      </w:r>
-    </w:p>
-    <w:p>
-      <w:pPr>
-        <w:pStyle w:val="BodyText"/>
-      </w:pPr>
-      <w:r>
-        <w:t xml:space="preserve">수호바: 가요. 점심. 펠메니. 셰르시뇨프 다음엔 뭔가 뜨거운 게 필요해요.</w:t>
-      </w:r>
-    </w:p>
-    <w:p>
-      <w:pPr>
-        <w:pStyle w:val="BodyText"/>
-      </w:pPr>
-      <w:r>
-        <w:t xml:space="preserve">이리나: 11월 출력본. 12월도, 1월도 없음. 번호는 하나도 없음. 적어 뒀어요.</w:t>
+        <w:t xml:space="preserve">셰르시뇨프: 연락 안 하겠죠. 그 말투 잘 알아요. 뭐 됐어요. 우랄은 넓고, 한국 회사도 많으니까요.</w:t>
+      </w:r>
+    </w:p>
+    <w:p>
+      <w:pPr>
+        <w:pStyle w:val="BodyText"/>
+      </w:pPr>
+      <w:r>
+        <w:t xml:space="preserve">디마: 한국 회사는 많을지 몰라도, 세진은 하나예요.</w:t>
+      </w:r>
+    </w:p>
+    <w:p>
+      <w:pPr>
+        <w:pStyle w:val="BodyText"/>
+      </w:pPr>
+      <w:r>
+        <w:t xml:space="preserve">셰르시뇨프: 젊은이, 영업 하시죠? 그럼 날 이해하게 될 거예요. 10년쯤 뒤에, 그보다 빨리는 아니고요.</w:t>
+      </w:r>
+    </w:p>
+    <w:p>
+      <w:pPr>
+        <w:pStyle w:val="BodyText"/>
+      </w:pPr>
+      <w:r>
+        <w:t xml:space="preserve">수호바: 점심 먹으러 가요, 펠메니예요. 셰르시뇨프 다음엔 꼭 뜨거운 걸 먹어야 해요.</w:t>
+      </w:r>
+    </w:p>
+    <w:p>
+      <w:pPr>
+        <w:pStyle w:val="BodyText"/>
+      </w:pPr>
+      <w:r>
+        <w:t xml:space="preserve">이리나: 출력본은 11월 것뿐이고, 12월도 1월도 없고, 등록증 번호도 하나 없어요. 다 적어 뒀어요.</w:t>
       </w:r>
     </w:p>
     <w:bookmarkEnd w:id="34"/>
@@ -4665,239 +4627,239 @@
         <w:pStyle w:val="FirstParagraph"/>
       </w:pPr>
       <w:r>
-        <w:t xml:space="preserve">수호바: 여기가 우랄마시예요. 공장 의료 보급소가 있던 곳이죠. 아나톨리 표도로비치는 — 90년대부터. 요오드를 통으로 실어 오던 시절을 기억하세요.</w:t>
-      </w:r>
-    </w:p>
-    <w:p>
-      <w:pPr>
-        <w:pStyle w:val="BodyText"/>
-      </w:pPr>
-      <w:r>
-        <w:t xml:space="preserve">자보드치코프: 요오드는 — 통으로. 붕대는 — 화차로. 그리고 이젠 — 미용 주사. 앉으세요. 차. 비타민나무 열매로. 직접 땄어요.</w:t>
-      </w:r>
-    </w:p>
-    <w:p>
-      <w:pPr>
-        <w:pStyle w:val="BodyText"/>
-      </w:pPr>
-      <w:r>
-        <w:t xml:space="preserve">알렉세이: 고맙습니다. 아나톨리 표도로비치, 창고를 보고 싶은데요.</w:t>
-      </w:r>
-    </w:p>
-    <w:p>
-      <w:pPr>
-        <w:pStyle w:val="BodyText"/>
-      </w:pPr>
-      <w:r>
-        <w:t xml:space="preserve">자보드치코프: 보게 될 거예요. 먼저 일지. 여기. 18년. 종이. 스물여섯 권, 연도별로 한 권씩 선반에. 저기 오른쪽은 — 전자식, 작년 봄부터. 손자가 설치했어요. 하지만 종이는 안 버려요. 우랄에선 가끔 전기가 나가요. 종이는 — 남고요.</w:t>
-      </w:r>
-    </w:p>
-    <w:p>
-      <w:pPr>
-        <w:pStyle w:val="BodyText"/>
-      </w:pPr>
-      <w:r>
-        <w:t xml:space="preserve">이리나: 1월을 봐도 될까요? 아무 해나.</w:t>
-      </w:r>
-    </w:p>
-    <w:p>
-      <w:pPr>
-        <w:pStyle w:val="BodyText"/>
-      </w:pPr>
-      <w:r>
-        <w:t xml:space="preserve">자보드치코프: 아무 해나. 여기, 12년 전 1월. 바깥 영하 41도. 창고는 — 영상 5도. 그리고 이 서명 — 내 거예요, 새벽 3시. 보일러가 멈췄어요. 경비가 긴급 출동반이 아니라 나한테 전화했죠. 내가 직접 와서 직접 돌렸어요.</w:t>
-      </w:r>
-    </w:p>
-    <w:p>
-      <w:pPr>
-        <w:pStyle w:val="BodyText"/>
-      </w:pPr>
-      <w:r>
-        <w:t xml:space="preserve">이리나: 직접요? 새벽 3시에?</w:t>
-      </w:r>
-    </w:p>
-    <w:p>
-      <w:pPr>
-        <w:pStyle w:val="BodyText"/>
-      </w:pPr>
-      <w:r>
-        <w:t xml:space="preserve">자보드치코프: 그럼 누가? 인슐린. 백신. 얼면 — 아이들이 접종을 못 받아요. 20년을 창고 관리자로 있었어요. 습관이죠.</w:t>
-      </w:r>
-    </w:p>
-    <w:p>
-      <w:pPr>
-        <w:pStyle w:val="BodyText"/>
-      </w:pPr>
-      <w:r>
-        <w:t xml:space="preserve">디마: 정문 옆 난방 부스는요? 들어올 때 봤어요.</w:t>
-      </w:r>
-    </w:p>
-    <w:p>
-      <w:pPr>
-        <w:pStyle w:val="BodyText"/>
-      </w:pPr>
-      <w:r>
-        <w:t xml:space="preserve">자보드치코프: 2009년부터. 한 사건 뒤에. 트럭이 닫힌 정문 앞에서 아침까지 기다렸어요. 백신 앰플 600개 — 폐기. 그때 일주일을 술로 보냈어요. 사람들 눈을 볼 수가 없었어요. 그다음 부스를 지었어요. 내 손으로, 공장 친구들이랑. 그 뒤로 안 마셔요.</w:t>
-      </w:r>
-    </w:p>
-    <w:p>
-      <w:pPr>
-        <w:pStyle w:val="BodyText"/>
-      </w:pPr>
-      <w:r>
-        <w:t xml:space="preserve">알렉세이: 우린 11월에 주사기 300개를 얼렸어요. 그 사건이랑 비슷해요. 일주일만 빼고.</w:t>
-      </w:r>
-    </w:p>
-    <w:p>
-      <w:pPr>
-        <w:pStyle w:val="BodyText"/>
-      </w:pPr>
-      <w:r>
-        <w:t xml:space="preserve">자보드치코프: 알아요. 갈리나 올레고브나가 얘기했어요. 카잔 사람이랑 반반 나눴다고. 옳은 일이에요. 나라도 나눴을 거예요.</w:t>
-      </w:r>
-    </w:p>
-    <w:p>
-      <w:pPr>
-        <w:pStyle w:val="BodyText"/>
-      </w:pPr>
-      <w:r>
-        <w:t xml:space="preserve">이리나: 아나톨리 표도로비치, 클리닉은 몇 곳이세요?</w:t>
-      </w:r>
-    </w:p>
-    <w:p>
-      <w:pPr>
-        <w:pStyle w:val="BodyText"/>
-      </w:pPr>
-      <w:r>
-        <w:t xml:space="preserve">자보드치코프: 60곳. 병원, 외래 진료소. 민간은 — 12곳. 미용 클리닉은 — 하나도 없어요. 안 했어요. 원칙상.</w:t>
-      </w:r>
-    </w:p>
-    <w:p>
-      <w:pPr>
-        <w:pStyle w:val="BodyText"/>
-      </w:pPr>
-      <w:r>
-        <w:t xml:space="preserve">알렉세이: 왜 원칙상이에요?</w:t>
-      </w:r>
-    </w:p>
-    <w:p>
-      <w:pPr>
-        <w:pStyle w:val="BodyText"/>
-      </w:pPr>
-      <w:r>
-        <w:t xml:space="preserve">자보드치코프: 미용 주사는 의료가 아니에요. 난 그거 없으면 사람이 죽는 걸 날랐어요. 입술은… 사치죠. 미안해요. 내 생각이 그래요.</w:t>
-      </w:r>
-    </w:p>
-    <w:p>
-      <w:pPr>
-        <w:pStyle w:val="BodyText"/>
-      </w:pPr>
-      <w:r>
-        <w:t xml:space="preserve">수호바: 아나톨리 표도로비치, 사치에 대해 말해도 될까요? 콜랴 예르쇼프 기억하세요? 용접공. 6공장. 2018년 화상. 얼굴, 목. 흉터. 3년 동안 회의에 안 나갔어요. 딸 학교에도 안 갔고요. 내가 젤로 흉터를 교정했어요. 시술 여섯 번. 1년. 이제 다녀요. 회의에도, 학교에도, 사우나에도.</w:t>
-      </w:r>
-    </w:p>
-    <w:p>
-      <w:pPr>
-        <w:pStyle w:val="BodyText"/>
-      </w:pPr>
-      <w:r>
-        <w:t xml:space="preserve">자보드치코프: 콜랴 예르쇼프. 콜랴 알죠. 그게… 젤이었어요? 이거?</w:t>
-      </w:r>
-    </w:p>
-    <w:p>
-      <w:pPr>
-        <w:pStyle w:val="BodyText"/>
-      </w:pPr>
-      <w:r>
-        <w:t xml:space="preserve">수호바: 한국산. 이분들이 들여온 상자에서. 번호로. 확인했어요.</w:t>
-      </w:r>
-    </w:p>
-    <w:p>
-      <w:pPr>
-        <w:pStyle w:val="BodyText"/>
-      </w:pPr>
-      <w:r>
-        <w:t xml:space="preserve">자보드치코프: 콜랴가 사우나에 다닌다. 흠. 그건 바꾸네요. 조금.</w:t>
-      </w:r>
-    </w:p>
-    <w:p>
-      <w:pPr>
-        <w:pStyle w:val="BodyText"/>
-      </w:pPr>
-      <w:r>
-        <w:t xml:space="preserve">이리나: 조금이면 — 얼마나요? 퍼센트로?</w:t>
-      </w:r>
-    </w:p>
-    <w:p>
-      <w:pPr>
-        <w:pStyle w:val="BodyText"/>
-      </w:pPr>
-      <w:r>
-        <w:t xml:space="preserve">자보드치코프: 퍼센트로는 — 말 못 해요. 이젠 듣고 있다고만 말하죠.</w:t>
-      </w:r>
-    </w:p>
-    <w:p>
-      <w:pPr>
-        <w:pStyle w:val="BodyText"/>
-      </w:pPr>
-      <w:r>
-        <w:t xml:space="preserve">알렉세이: 우린 「입술」을 날라 달라는 게 아니에요. 검증된 젤을 날라 달라는 거예요. 교육받은 의사들에게.</w:t>
-      </w:r>
-    </w:p>
-    <w:p>
-      <w:pPr>
-        <w:pStyle w:val="BodyText"/>
-      </w:pPr>
-      <w:r>
-        <w:t xml:space="preserve">자보드치코프: 교육은 — 누가요? 나한텐 강사가 없어요. 미용 의사도 몰라요. 난 병원장들을 알죠.</w:t>
-      </w:r>
-    </w:p>
-    <w:p>
-      <w:pPr>
-        <w:pStyle w:val="BodyText"/>
-      </w:pPr>
-      <w:r>
-        <w:t xml:space="preserve">디마: 강사는 갈리나 올레고브나가 할 수 있어요. 시험을 통과했어요.</w:t>
-      </w:r>
-    </w:p>
-    <w:p>
-      <w:pPr>
-        <w:pStyle w:val="BodyText"/>
-      </w:pPr>
-      <w:r>
-        <w:t xml:space="preserve">수호바: 할 수 있어요. 하지만 혼자예요. 우랄은 — 지역 다섯. 다리가 필요해요. 미용 클리닉을 아는 영업 사원들.</w:t>
-      </w:r>
-    </w:p>
-    <w:p>
-      <w:pPr>
-        <w:pStyle w:val="BodyText"/>
-      </w:pPr>
-      <w:r>
-        <w:t xml:space="preserve">자보드치코프: 다리는 없어요. 나한텐 선반이 있죠. 그리고 일지. 그리고 보일러.</w:t>
-      </w:r>
-    </w:p>
-    <w:p>
-      <w:pPr>
-        <w:pStyle w:val="BodyText"/>
-      </w:pPr>
-      <w:r>
-        <w:t xml:space="preserve">디마: 보일러도 적은 게 아니에요. 우리 포돌스크엔 아직 자체 보일러가 없어요.</w:t>
-      </w:r>
-    </w:p>
-    <w:p>
-      <w:pPr>
-        <w:pStyle w:val="BodyText"/>
-      </w:pPr>
-      <w:r>
-        <w:t xml:space="preserve">이리나: 아나톨리 표도로비치, 내일 답을 주실 수 있으세요?</w:t>
-      </w:r>
-    </w:p>
-    <w:p>
-      <w:pPr>
-        <w:pStyle w:val="BodyText"/>
-      </w:pPr>
-      <w:r>
-        <w:t xml:space="preserve">자보드치코프: 우랄에선 오래 생각 안 해요. 아침까지. 아침에 전화할게요. 전화한다면.</w:t>
+        <w:t xml:space="preserve">수호바: 여기가 우랄마시예요. 예전엔 공장 의료 보급소였어요. 아나톨리 표도로비치는 90년대부터 여기서 일했고, 요오드를 통으로 실어 오던 시절을 기억해요.</w:t>
+      </w:r>
+    </w:p>
+    <w:p>
+      <w:pPr>
+        <w:pStyle w:val="BodyText"/>
+      </w:pPr>
+      <w:r>
+        <w:t xml:space="preserve">자보드치코프: 요오드는 통으로, 붕대는 화차로 왔죠. 그런데 이젠 미용 주사네요. 앉아요, 차 마십시다. 산자나무 차예요, 직접 키운 거예요.</w:t>
+      </w:r>
+    </w:p>
+    <w:p>
+      <w:pPr>
+        <w:pStyle w:val="BodyText"/>
+      </w:pPr>
+      <w:r>
+        <w:t xml:space="preserve">알렉세이: 고맙습니다. 아나톨리 표도로비치, 창고를 꼭 보고 싶어요.</w:t>
+      </w:r>
+    </w:p>
+    <w:p>
+      <w:pPr>
+        <w:pStyle w:val="BodyText"/>
+      </w:pPr>
+      <w:r>
+        <w:t xml:space="preserve">자보드치코프: 보게 될 거예요. 하지만 먼저 일지예요. 여기 있어요. 종이로 18년, 책 스물여섯 권이고, 연도별로 선반에 꽂혀 있어요. 저기 오른쪽엔 작년 봄부터 쓴 전자 일지가 있어요, 손자가 설정해 줬죠. 하지만 종이는 안 버려요. 우랄에선 가끔 전기가 나가는데, 종이는 남거든요.</w:t>
+      </w:r>
+    </w:p>
+    <w:p>
+      <w:pPr>
+        <w:pStyle w:val="BodyText"/>
+      </w:pPr>
+      <w:r>
+        <w:t xml:space="preserve">이리나: 1월 걸 볼 수 있을까요? 어느 해든 원하시는 걸로요.</w:t>
+      </w:r>
+    </w:p>
+    <w:p>
+      <w:pPr>
+        <w:pStyle w:val="BodyText"/>
+      </w:pPr>
+      <w:r>
+        <w:t xml:space="preserve">자보드치코프: 어느 해든요. 여기 12년 전 1월이에요. 밖은 영하 41도, 창고는 영상 5도. 그리고 여기 새벽 3시에 한 내 서명이에요, 보일러가 멈췄을 때요. 경비가 긴급 출동반이 아니라 나한테 전화했고, 내가 직접 와서 직접 다시 돌렸어요.</w:t>
+      </w:r>
+    </w:p>
+    <w:p>
+      <w:pPr>
+        <w:pStyle w:val="BodyText"/>
+      </w:pPr>
+      <w:r>
+        <w:t xml:space="preserve">이리나: 직접 오셨다고요, 새벽 3시에요?</w:t>
+      </w:r>
+    </w:p>
+    <w:p>
+      <w:pPr>
+        <w:pStyle w:val="BodyText"/>
+      </w:pPr>
+      <w:r>
+        <w:t xml:space="preserve">자보드치코프: 그럼 누가 와요? 인슐린과 백신이 있었는데, 얼었으면 아이들이 예방접종을 못 받았을 거예요. 창고장 20년, 그게 습관이에요.</w:t>
+      </w:r>
+    </w:p>
+    <w:p>
+      <w:pPr>
+        <w:pStyle w:val="BodyText"/>
+      </w:pPr>
+      <w:r>
+        <w:t xml:space="preserve">디마: 문 옆의 난방 부스는요? 들어올 때 봤어요.</w:t>
+      </w:r>
+    </w:p>
+    <w:p>
+      <w:pPr>
+        <w:pStyle w:val="BodyText"/>
+      </w:pPr>
+      <w:r>
+        <w:t xml:space="preserve">자보드치코프: 2009년부터 있었어요, 한 사건 뒤로요. 트럭이 닫힌 문 앞에서 아침까지 기다렸고, 백신 앰풀 600개를 버려야 했어요. 그때 일주일 동안 술을 마셨어요. 사람들 눈을 쳐다보기가 부끄러웠거든요. 그다음에 공장 사람들과 함께 내 손으로 부스를 지었어요. 그리고 다시는 안 마셨어요.</w:t>
+      </w:r>
+    </w:p>
+    <w:p>
+      <w:pPr>
+        <w:pStyle w:val="BodyText"/>
+      </w:pPr>
+      <w:r>
+        <w:t xml:space="preserve">알렉세이: 우리도 11월에 주사기 300개를 얼렸어요. 사장님 일과 아주 비슷해요. 일주일만 빼고요.</w:t>
+      </w:r>
+    </w:p>
+    <w:p>
+      <w:pPr>
+        <w:pStyle w:val="BodyText"/>
+      </w:pPr>
+      <w:r>
+        <w:t xml:space="preserve">자보드치코프: 알아요, 갈리나 올레고브나가 얘기해 줬어요. 카잔 파트너와 손실을 반반 나눴다죠. 옳은 일이에요. 나라도 나눴을 거예요.</w:t>
+      </w:r>
+    </w:p>
+    <w:p>
+      <w:pPr>
+        <w:pStyle w:val="BodyText"/>
+      </w:pPr>
+      <w:r>
+        <w:t xml:space="preserve">이리나: 아나톨리 표도로비치, 클리닉은 모두 몇 곳이에요?</w:t>
+      </w:r>
+    </w:p>
+    <w:p>
+      <w:pPr>
+        <w:pStyle w:val="BodyText"/>
+      </w:pPr>
+      <w:r>
+        <w:t xml:space="preserve">자보드치코프: 예순 곳이에요. 병원과 진료소고, 민간은 열두 곳. 미용 클리닉은 한 곳도 없어요. 원칙적으로 안 다뤘거든요.</w:t>
+      </w:r>
+    </w:p>
+    <w:p>
+      <w:pPr>
+        <w:pStyle w:val="BodyText"/>
+      </w:pPr>
+      <w:r>
+        <w:t xml:space="preserve">알렉세이: 여쭤봐도 된다면, 왜 하필 원칙적으로요?</w:t>
+      </w:r>
+    </w:p>
+    <w:p>
+      <w:pPr>
+        <w:pStyle w:val="BodyText"/>
+      </w:pPr>
+      <w:r>
+        <w:t xml:space="preserve">자보드치코프: 미용 주사는 의료가 아니니까요. 나는 없으면 사람이 죽는 걸 날랐어요. 입술은… 사치죠. 미안하지만 난 그렇게 생각해요.</w:t>
+      </w:r>
+    </w:p>
+    <w:p>
+      <w:pPr>
+        <w:pStyle w:val="BodyText"/>
+      </w:pPr>
+      <w:r>
+        <w:t xml:space="preserve">수호바: 아나톨리 표도로비치, 사치에 대해 한마디 해도 될까요? 6공장 용접공 콜랴 예르쇼프 기억하세요? 2018년에 화상을 입었죠. 얼굴, 목, 흉터. 3년 동안 회의에도, 딸 학교에도 안 갔어요. 제가 1년 동안 여섯 번 젤로 흉터를 교정했고, 이제 회의에도, 학교에도, 심지어 사우나에도 다녀요.</w:t>
+      </w:r>
+    </w:p>
+    <w:p>
+      <w:pPr>
+        <w:pStyle w:val="BodyText"/>
+      </w:pPr>
+      <w:r>
+        <w:t xml:space="preserve">자보드치코프: 콜랴 예르쇼프는 알아요. 그게… 젤이었어요? 바로 이거요?</w:t>
+      </w:r>
+    </w:p>
+    <w:p>
+      <w:pPr>
+        <w:pStyle w:val="BodyText"/>
+      </w:pPr>
+      <w:r>
+        <w:t xml:space="preserve">수호바: 한국산이요, 이 사람들이 가져온 상자에서요. 배치 번호로 확인했어요.</w:t>
+      </w:r>
+    </w:p>
+    <w:p>
+      <w:pPr>
+        <w:pStyle w:val="BodyText"/>
+      </w:pPr>
+      <w:r>
+        <w:t xml:space="preserve">자보드치코프: 콜랴가 사우나에 다닌다… 흠. 그건 뭔가를 바꾸네요. 조금이지만.</w:t>
+      </w:r>
+    </w:p>
+    <w:p>
+      <w:pPr>
+        <w:pStyle w:val="BodyText"/>
+      </w:pPr>
+      <w:r>
+        <w:t xml:space="preserve">이리나: 조금이면 얼마예요, 퍼센트로 치면요?</w:t>
+      </w:r>
+    </w:p>
+    <w:p>
+      <w:pPr>
+        <w:pStyle w:val="BodyText"/>
+      </w:pPr>
+      <w:r>
+        <w:t xml:space="preserve">자보드치코프: 퍼센트로는 말 못 해요. 다만 이제 당신들 말을 듣고 있다는 건 말할 수 있어요.</w:t>
+      </w:r>
+    </w:p>
+    <w:p>
+      <w:pPr>
+        <w:pStyle w:val="BodyText"/>
+      </w:pPr>
+      <w:r>
+        <w:t xml:space="preserve">알렉세이: 「입술」을 나르라는 게 아니에요. 교육받은 의사들을 위해 검증된 젤을 나르시라는 거예요.</w:t>
+      </w:r>
+    </w:p>
+    <w:p>
+      <w:pPr>
+        <w:pStyle w:val="BodyText"/>
+      </w:pPr>
+      <w:r>
+        <w:t xml:space="preserve">자보드치코프: 누구한테 교육받았는데요? 난 강사가 없고, 미용 의사도 몰라요. 아는 건 병원장들뿐이에요.</w:t>
+      </w:r>
+    </w:p>
+    <w:p>
+      <w:pPr>
+        <w:pStyle w:val="BodyText"/>
+      </w:pPr>
+      <w:r>
+        <w:t xml:space="preserve">디마: 갈리나 올레고브나가 강사가 될 수 있어요. 이미 시험을 통과하셨으니까요.</w:t>
+      </w:r>
+    </w:p>
+    <w:p>
+      <w:pPr>
+        <w:pStyle w:val="BodyText"/>
+      </w:pPr>
+      <w:r>
+        <w:t xml:space="preserve">수호바: 할 수 있어요. 하지만 전 혼자고, 우랄은 지역 다섯이에요. 다리가 필요해요. 미용 클리닉을 아는 영업 사원들이요.</w:t>
+      </w:r>
+    </w:p>
+    <w:p>
+      <w:pPr>
+        <w:pStyle w:val="BodyText"/>
+      </w:pPr>
+      <w:r>
+        <w:t xml:space="preserve">자보드치코프: 나한텐 다리가 없어요. 선반과 일지와 보일러가 있을 뿐이죠.</w:t>
+      </w:r>
+    </w:p>
+    <w:p>
+      <w:pPr>
+        <w:pStyle w:val="BodyText"/>
+      </w:pPr>
+      <w:r>
+        <w:t xml:space="preserve">디마: 보일러도 적은 게 아니에요. 우리 포돌스크엔 아직도 자체 보일러가 없어요.</w:t>
+      </w:r>
+    </w:p>
+    <w:p>
+      <w:pPr>
+        <w:pStyle w:val="BodyText"/>
+      </w:pPr>
+      <w:r>
+        <w:t xml:space="preserve">이리나: 아나톨리 표도로비치, 내일 답을 주실 수 있을까요?</w:t>
+      </w:r>
+    </w:p>
+    <w:p>
+      <w:pPr>
+        <w:pStyle w:val="BodyText"/>
+      </w:pPr>
+      <w:r>
+        <w:t xml:space="preserve">자보드치코프: 우랄에선 오래 생각 안 해요. 아침까지요. 아침에 전화할게요. 전화를 한다면요.</w:t>
       </w:r>
     </w:p>
     <w:bookmarkEnd w:id="35"/>
@@ -4915,199 +4877,199 @@
         <w:pStyle w:val="FirstParagraph"/>
       </w:pPr>
       <w:r>
-        <w:t xml:space="preserve">이리나: 자. 표. 셰르시뇨프 — 클리닉 400곳, 일지 한 달 치, 같은 상자에 유사품. 빨강.</w:t>
-      </w:r>
-    </w:p>
-    <w:p>
-      <w:pPr>
-        <w:pStyle w:val="BodyText"/>
-      </w:pPr>
-      <w:r>
-        <w:t xml:space="preserve">디마: 빨강. 질문 없음. 나도 반대 안 해요.</w:t>
-      </w:r>
-    </w:p>
-    <w:p>
-      <w:pPr>
-        <w:pStyle w:val="BodyText"/>
-      </w:pPr>
-      <w:r>
-        <w:t xml:space="preserve">이리나: 라키티나. 「이세티 메디컬」. 펠메니 미팅. 클리닉 25곳, 전부 — 미용. 전직 제약 영업. 에너지는 — 드미트리급.</w:t>
-      </w:r>
-    </w:p>
-    <w:p>
-      <w:pPr>
-        <w:pStyle w:val="BodyText"/>
-      </w:pPr>
-      <w:r>
-        <w:t xml:space="preserve">디마: 나만큼요? 그게 좋은 거예요, 나쁜 거예요?</w:t>
-      </w:r>
-    </w:p>
-    <w:p>
-      <w:pPr>
-        <w:pStyle w:val="BodyText"/>
-      </w:pPr>
-      <w:r>
-        <w:t xml:space="preserve">이리나: 그건 — 빠르다는 거예요. 하지만 창고가 없어요. 약국 체인의 선반 하나. 일지는 한 번도 본 적 없대요. 노랑.</w:t>
-      </w:r>
-    </w:p>
-    <w:p>
-      <w:pPr>
-        <w:pStyle w:val="BodyText"/>
-      </w:pPr>
-      <w:r>
-        <w:t xml:space="preserve">알렉세이: 본 적 없죠. 하지만 본 적 없다고 정직하게 말했어요. 그게 커요.</w:t>
-      </w:r>
-    </w:p>
-    <w:p>
-      <w:pPr>
-        <w:pStyle w:val="BodyText"/>
-      </w:pPr>
-      <w:r>
-        <w:t xml:space="preserve">이리나: 자보드치코프. 창고는 — 우리가 본 것 중 최고예요. 포돌스크보다 나아요, 솔직히. 장부 스물여섯 권, 보일러, 2009년부터 난방 부스. 그런데 미용 클리닉 하나도 없음. 영업 사원 하나도 없음. 강사 하나도 없음. 역시 노랑. 다만 반대쪽 노랑.</w:t>
-      </w:r>
-    </w:p>
-    <w:p>
-      <w:pPr>
-        <w:pStyle w:val="BodyText"/>
-      </w:pPr>
-      <w:r>
-        <w:t xml:space="preserve">디마: 난 라키티나요. 그 사람은 — 3년 전 우리예요. 창고도 돈도 없지만 다리와 머리가 있어요. 그때 누군가 우릴 믿어 줬어요. 보리스 이고레비치가 믿었고, 코르닐로바가 믿었고, 세진이 믿었어요. 왜 지금 우린 누군가를 못 믿어요?</w:t>
-      </w:r>
-    </w:p>
-    <w:p>
-      <w:pPr>
-        <w:pStyle w:val="BodyText"/>
-      </w:pPr>
-      <w:r>
-        <w:t xml:space="preserve">알렉세이: 디마, 나도 그게 보여요. 그 사람은 — 나예요. 자기 일을 하러 나온 제약 영업. 하지만 3년 전 우리도 일지가 없었어요. 그리고 11월 카잔이 보여 줬죠, 일지를 다른 누군가가 쓰면 무슨 일이 생기는지. 사슬은 아무도 붙잡지 않는 곳에서 끊겨요. 라키티나의 사슬은 약국 체인이 붙잡고 있어요. 그녀가 한 번도 본 적 없는.</w:t>
-      </w:r>
-    </w:p>
-    <w:p>
-      <w:pPr>
-        <w:pStyle w:val="BodyText"/>
-      </w:pPr>
-      <w:r>
-        <w:t xml:space="preserve">디마: 그럼 자보드치코프? 영업 사원이 하나도 없는? 그분이 병원장들에게 젤을 팔아요?</w:t>
-      </w:r>
-    </w:p>
-    <w:p>
-      <w:pPr>
-        <w:pStyle w:val="BodyText"/>
-      </w:pPr>
-      <w:r>
-        <w:t xml:space="preserve">이리나: 그게 문제예요. 그분의 첫해 계획은 0일 거예요. 아니면 그 언저리.</w:t>
-      </w:r>
-    </w:p>
-    <w:p>
-      <w:pPr>
-        <w:pStyle w:val="BodyText"/>
-      </w:pPr>
-      <w:r>
-        <w:t xml:space="preserve">수호바: 내가 말해도 될까요? 난 현지 사람이에요. 라키티나가 점심 뒤에 전화했어요. 자보드치코프에 대해 물었어요. 그분과 어떻게 말해야 하는지.</w:t>
-      </w:r>
-    </w:p>
-    <w:p>
-      <w:pPr>
-        <w:pStyle w:val="BodyText"/>
-      </w:pPr>
-      <w:r>
-        <w:t xml:space="preserve">알렉세이: 라키티나가 자보드치코프를 왜요?</w:t>
-      </w:r>
-    </w:p>
-    <w:p>
-      <w:pPr>
-        <w:pStyle w:val="BodyText"/>
-      </w:pPr>
-      <w:r>
-        <w:t xml:space="preserve">수호바: 몰라요. 말 안 했어요. 이것만 말했어요: 「제가 직접 찾아갈게요. 오늘 저녁에」. 우랄에선 그렇게 안 해요. 자보드치코프한텐 전화 없이 안 가요. 병원장들도. 시장도 한 번 정문 앞에서 30분 기다렸다던데요.</w:t>
-      </w:r>
-    </w:p>
-    <w:p>
-      <w:pPr>
-        <w:pStyle w:val="BodyText"/>
-      </w:pPr>
-      <w:r>
-        <w:t xml:space="preserve">디마: 전화 없이요? 영하 25도에? 저녁에?</w:t>
-      </w:r>
-    </w:p>
-    <w:p>
-      <w:pPr>
-        <w:pStyle w:val="BodyText"/>
-      </w:pPr>
-      <w:r>
-        <w:t xml:space="preserve">수호바: 그래서 하는 말이에요: 빠르다. 가끔은 너무.</w:t>
-      </w:r>
-    </w:p>
-    <w:p>
-      <w:pPr>
-        <w:pStyle w:val="BodyText"/>
-      </w:pPr>
-      <w:r>
-        <w:t xml:space="preserve">알렉세이: 전화 왔어요. 라키티나. 여보세요, 폴리나 안드레예브나?</w:t>
-      </w:r>
-    </w:p>
-    <w:p>
-      <w:pPr>
-        <w:pStyle w:val="BodyText"/>
-      </w:pPr>
-      <w:r>
-        <w:t xml:space="preserve">라키티나: 알렉세이 니콜라예비치, 늦게 죄송해요. 방금 자보드치코프 댁에서 나왔어요. 세 시간. 비타민나무 차를 다 마셨어요.</w:t>
-      </w:r>
-    </w:p>
-    <w:p>
-      <w:pPr>
-        <w:pStyle w:val="BodyText"/>
-      </w:pPr>
-      <w:r>
-        <w:t xml:space="preserve">알렉세이: 전화 없이 찾아갔어요?</w:t>
-      </w:r>
-    </w:p>
-    <w:p>
-      <w:pPr>
-        <w:pStyle w:val="BodyText"/>
-      </w:pPr>
-      <w:r>
-        <w:t xml:space="preserve">라키티나: 전화 없이요. 처음엔 안 열어 주셨어요. 그다음 열어 주셨죠. 「이런 추위에 왔으면 — 필요한 거겠지」라고. 제안했어요: 창고와 일지는 — 그분 것. 영업과 미용 클리닉은 — 제 것. 제가 그분의 다리가 되고, 그분은 제 선반이 되고.</w:t>
-      </w:r>
-    </w:p>
-    <w:p>
-      <w:pPr>
-        <w:pStyle w:val="BodyText"/>
-      </w:pPr>
-      <w:r>
-        <w:t xml:space="preserve">이리나: 그건… 폴리나 안드레예브나, 그거 직접 생각하신 거예요? 오늘?</w:t>
-      </w:r>
-    </w:p>
-    <w:p>
-      <w:pPr>
-        <w:pStyle w:val="BodyText"/>
-      </w:pPr>
-      <w:r>
-        <w:t xml:space="preserve">라키티나: 오늘요. 펠메니 먹고 나서. 「일지 없으면 — 안 된다」고 하셨잖아요. 18년 치 일지는 살 수 없어요. 어떤 돈으로도. 하지만 그걸 가진 사람과 일할 수는 있어요. 그리고 그분께 없는 걸 드릴 수 있죠: 다리와 미용 클리닉.</w:t>
-      </w:r>
-    </w:p>
-    <w:p>
-      <w:pPr>
-        <w:pStyle w:val="BodyText"/>
-      </w:pPr>
-      <w:r>
-        <w:t xml:space="preserve">알렉세이: 그분은 뭐라고 했어요?</w:t>
-      </w:r>
-    </w:p>
-    <w:p>
-      <w:pPr>
-        <w:pStyle w:val="BodyText"/>
-      </w:pPr>
-      <w:r>
-        <w:t xml:space="preserve">라키티나: 「우랄에선 아침까지 생각한다」고 하셨어요. 그리고 차를 한 잔 더 따라 주셨어요. 좋은 신호예요, 나쁜 신호예요?</w:t>
-      </w:r>
-    </w:p>
-    <w:p>
-      <w:pPr>
-        <w:pStyle w:val="BodyText"/>
-      </w:pPr>
-      <w:r>
-        <w:t xml:space="preserve">수호바: 좋은 거예요. 나빴으면 차를 안 따랐을 거예요.</w:t>
+        <w:t xml:space="preserve">이리나: 자, 표를 보죠. 셰르시뇨프는 클리닉 400곳, 한 달 치 일지, 같은 상자 안의 유사품. 그래서 빨강이에요.</w:t>
+      </w:r>
+    </w:p>
+    <w:p>
+      <w:pPr>
+        <w:pStyle w:val="BodyText"/>
+      </w:pPr>
+      <w:r>
+        <w:t xml:space="preserve">디마: 빨강이요, 두말할 것 없이요. 이번엔 저도 반대 안 해요.</w:t>
+      </w:r>
+    </w:p>
+    <w:p>
+      <w:pPr>
+        <w:pStyle w:val="BodyText"/>
+      </w:pPr>
+      <w:r>
+        <w:t xml:space="preserve">이리나: 다음은 「이세티 메디컬」의 라키티나, 같이 점심 먹은 사람이에요. 클리닉 25곳, 전부 미용 클리닉. 전직 제약 영업이고, 에너지는 드미트리 같아요.</w:t>
+      </w:r>
+    </w:p>
+    <w:p>
+      <w:pPr>
+        <w:pStyle w:val="BodyText"/>
+      </w:pPr>
+      <w:r>
+        <w:t xml:space="preserve">디마: 저 같다고요? 그게 좋은 거예요, 나쁜 거예요?</w:t>
+      </w:r>
+    </w:p>
+    <w:p>
+      <w:pPr>
+        <w:pStyle w:val="BodyText"/>
+      </w:pPr>
+      <w:r>
+        <w:t xml:space="preserve">이리나: 빠르다는 거죠. 하지만 창고가 없고, 약국 체인의 선반 하나뿐이고, 일지는 한 번도 본 적이 없어요. 그래서 노랑이에요.</w:t>
+      </w:r>
+    </w:p>
+    <w:p>
+      <w:pPr>
+        <w:pStyle w:val="BodyText"/>
+      </w:pPr>
+      <w:r>
+        <w:t xml:space="preserve">알렉세이: 본 적은 없지만, 본 적 없다고 솔직히 말했어요. 그것만 해도 큰 거예요.</w:t>
+      </w:r>
+    </w:p>
+    <w:p>
+      <w:pPr>
+        <w:pStyle w:val="BodyText"/>
+      </w:pPr>
+      <w:r>
+        <w:t xml:space="preserve">이리나: 그리고 자보드치코프. 솔직히 창고는 우리가 본 것 중 최고예요. 포돌스크보다 나아요. 책 스물여섯 권, 보일러, 2009년부터 있는 난방 부스. 하지만 미용 클리닉도, 영업 사원도, 강사도 하나도 없어요. 그래서 역시 노랑인데, 반대쪽 노랑이에요.</w:t>
+      </w:r>
+    </w:p>
+    <w:p>
+      <w:pPr>
+        <w:pStyle w:val="BodyText"/>
+      </w:pPr>
+      <w:r>
+        <w:t xml:space="preserve">디마: 전 라키티나 편이에요. 그 사람은 3년 전의 우리예요. 창고도 돈도 없지만, 다리와 머리가 있어요. 그때 누군가 우릴 믿어 줬잖아요. 보리스 이고레비치, 코르닐로바, 세진이 믿어 줬어요. 그런데 왜 지금 우린 누군가를 못 믿어요?</w:t>
+      </w:r>
+    </w:p>
+    <w:p>
+      <w:pPr>
+        <w:pStyle w:val="BodyText"/>
+      </w:pPr>
+      <w:r>
+        <w:t xml:space="preserve">알렉세이: 디마, 나도 그게 보여. 그 사람은 나야, 자기 일을 하려고 나온 제약 영업. 하지만 3년 전엔 우리도 일지가 없었고, 11월 카잔이 일지를 다른 사람이 쓰면 무슨 일이 생기는지 보여 줬어. 사슬은 아무도 붙잡지 않는 곳에서 끊겨. 그런데 라키티나의 사슬은 본인이 한 번도 본 적 없는 약국 체인이 붙잡고 있어.</w:t>
+      </w:r>
+    </w:p>
+    <w:p>
+      <w:pPr>
+        <w:pStyle w:val="BodyText"/>
+      </w:pPr>
+      <w:r>
+        <w:t xml:space="preserve">디마: 그럼 영업 사원이 하나도 없는 자보드치코프요? 그분이 병원장들한테 젤을 팔 거예요?</w:t>
+      </w:r>
+    </w:p>
+    <w:p>
+      <w:pPr>
+        <w:pStyle w:val="BodyText"/>
+      </w:pPr>
+      <w:r>
+        <w:t xml:space="preserve">이리나: 좋은 질문이에요. 그분의 첫해 계획은 0이거나 그 언저리일 테니까요.</w:t>
+      </w:r>
+    </w:p>
+    <w:p>
+      <w:pPr>
+        <w:pStyle w:val="BodyText"/>
+      </w:pPr>
+      <w:r>
+        <w:t xml:space="preserve">수호바: 현지 사람으로서 한마디 해도 될까요? 라키티나가 점심 후에 저한테 전화해서 자보드치코프 얘기를 물었어요. 어떻게 말을 거는 게 좋은지요.</w:t>
+      </w:r>
+    </w:p>
+    <w:p>
+      <w:pPr>
+        <w:pStyle w:val="BodyText"/>
+      </w:pPr>
+      <w:r>
+        <w:t xml:space="preserve">알렉세이: 라키티나가 갑자기 자보드치코프는 왜요?</w:t>
+      </w:r>
+    </w:p>
+    <w:p>
+      <w:pPr>
+        <w:pStyle w:val="BodyText"/>
+      </w:pPr>
+      <w:r>
+        <w:t xml:space="preserve">수호바: 모르겠어요, 말을 안 했어요. 「오늘 저녁에 직접 찾아갈 거예요」라고만 했죠. 그런데 우랄에선 그렇게 안 해요. 자보드치코프한테는 전화 없이 안 가요, 병원장들도요. 시장조차 한 번은 그 문 앞에서 30분 기다렸대요.</w:t>
+      </w:r>
+    </w:p>
+    <w:p>
+      <w:pPr>
+        <w:pStyle w:val="BodyText"/>
+      </w:pPr>
+      <w:r>
+        <w:t xml:space="preserve">디마: 전화도 없이요? 영하 25도에, 그것도 저녁에요?</w:t>
+      </w:r>
+    </w:p>
+    <w:p>
+      <w:pPr>
+        <w:pStyle w:val="BodyText"/>
+      </w:pPr>
+      <w:r>
+        <w:t xml:space="preserve">수호바: 그래서 빠르다고 하는 거예요. 가끔은 너무 빠르죠.</w:t>
+      </w:r>
+    </w:p>
+    <w:p>
+      <w:pPr>
+        <w:pStyle w:val="BodyText"/>
+      </w:pPr>
+      <w:r>
+        <w:t xml:space="preserve">알렉세이: 마침 전화가 오네요, 라키티나예요. 여보세요, 폴리나 안드레예브나?</w:t>
+      </w:r>
+    </w:p>
+    <w:p>
+      <w:pPr>
+        <w:pStyle w:val="BodyText"/>
+      </w:pPr>
+      <w:r>
+        <w:t xml:space="preserve">라키티나: 알렉세이 니콜라예비치, 늦게 죄송해요. 방금 자보드치코프 집에서 나왔어요. 세 시간 얘기하면서 그분 산자나무 차를 다 마셨어요.</w:t>
+      </w:r>
+    </w:p>
+    <w:p>
+      <w:pPr>
+        <w:pStyle w:val="BodyText"/>
+      </w:pPr>
+      <w:r>
+        <w:t xml:space="preserve">알렉세이: 정말 전화도 없이 찾아가셨어요?</w:t>
+      </w:r>
+    </w:p>
+    <w:p>
+      <w:pPr>
+        <w:pStyle w:val="BodyText"/>
+      </w:pPr>
+      <w:r>
+        <w:t xml:space="preserve">라키티나: 전화 없이요. 처음엔 안 열어 주셨는데, 그다음에 열고 「이 추위에 왔으면 필요해서 온 거겠지」 하셨어요. 그래서 제안했어요. 창고와 일지는 그분 것, 영업과 미용 클리닉은 제 것. 제가 그분의 다리가 되고, 그분이 제 선반이 되는 거죠.</w:t>
+      </w:r>
+    </w:p>
+    <w:p>
+      <w:pPr>
+        <w:pStyle w:val="BodyText"/>
+      </w:pPr>
+      <w:r>
+        <w:t xml:space="preserve">이리나: 이건… 폴리나 안드레예브나, 직접 생각해 내신 거예요, 오늘요?</w:t>
+      </w:r>
+    </w:p>
+    <w:p>
+      <w:pPr>
+        <w:pStyle w:val="BodyText"/>
+      </w:pPr>
+      <w:r>
+        <w:t xml:space="preserve">라키티나: 오늘, 펠메니 먹고 나서요. 「일지 없으면 안 된다」고 하셨잖아요. 18년 치 일지는 돈으로 살 수 없어요. 하지만 그걸 가진 사람과 일하면서, 그분께 없는 걸 드릴 수는 있어요. 다리와 미용 클리닉이요.</w:t>
+      </w:r>
+    </w:p>
+    <w:p>
+      <w:pPr>
+        <w:pStyle w:val="BodyText"/>
+      </w:pPr>
+      <w:r>
+        <w:t xml:space="preserve">알렉세이: 그래서 그분이 뭐라고 하셨어요?</w:t>
+      </w:r>
+    </w:p>
+    <w:p>
+      <w:pPr>
+        <w:pStyle w:val="BodyText"/>
+      </w:pPr>
+      <w:r>
+        <w:t xml:space="preserve">라키티나: 「우랄에선 아침까지 생각한다」고 하시고는 차를 한 잔 더 따라 주셨어요. 좋은 신호예요, 나쁜 신호예요?</w:t>
+      </w:r>
+    </w:p>
+    <w:p>
+      <w:pPr>
+        <w:pStyle w:val="BodyText"/>
+      </w:pPr>
+      <w:r>
+        <w:t xml:space="preserve">수호바: 좋은 신호예요. 나쁜 신호였으면 차를 안 따라 주셨을 거예요.</w:t>
       </w:r>
     </w:p>
     <w:bookmarkEnd w:id="36"/>
@@ -5125,119 +5087,119 @@
         <w:pStyle w:val="FirstParagraph"/>
       </w:pPr>
       <w:r>
-        <w:t xml:space="preserve">자보드치코프: 보론초프? 자보드치코프요. 아침이에요. 생각했어요. 예.</w:t>
-      </w:r>
-    </w:p>
-    <w:p>
-      <w:pPr>
-        <w:pStyle w:val="BodyText"/>
-      </w:pPr>
-      <w:r>
-        <w:t xml:space="preserve">알렉세이: 아나톨리 표도로비치. 고맙습니다. 예 — 어떤 조건으로요?</w:t>
-      </w:r>
-    </w:p>
-    <w:p>
-      <w:pPr>
-        <w:pStyle w:val="BodyText"/>
-      </w:pPr>
-      <w:r>
-        <w:t xml:space="preserve">자보드치코프: 유통사 — 「카멘니 포야스」. 창고, 일지, 보일러 — 내 거. 라키티나 — 영업 하위 딜러. 그녀의 다리, 내 선반. 독점은 — 하나, 나에게. 지역 다섯. 그녀가 실수하면 — 책임은 나. 당신들이 아니라. 이건 내 용접 이음매예요.</w:t>
-      </w:r>
-    </w:p>
-    <w:p>
-      <w:pPr>
-        <w:pStyle w:val="BodyText"/>
-      </w:pPr>
-      <w:r>
-        <w:t xml:space="preserve">이리나: 하위 딜러. 올가 페트로브나가 계약서에 넣을 거예요. 가격은 — 하나. 15퍼센트는 — 그쪽. 그녀 몫은 — 그쪽 몫에서.</w:t>
-      </w:r>
-    </w:p>
-    <w:p>
-      <w:pPr>
-        <w:pStyle w:val="BodyText"/>
-      </w:pPr>
-      <w:r>
-        <w:t xml:space="preserve">자보드치코프: 내 몫에서. 알아요. 어젯밤에 계산했어요. 새벽 2시까지. 종이에. 충분해요.</w:t>
-      </w:r>
-    </w:p>
-    <w:p>
-      <w:pPr>
-        <w:pStyle w:val="BodyText"/>
-      </w:pPr>
-      <w:r>
-        <w:t xml:space="preserve">디마: 미용 클리닉은요? 「원칙상」 안 하셨잖아요.</w:t>
-      </w:r>
-    </w:p>
-    <w:p>
-      <w:pPr>
-        <w:pStyle w:val="BodyText"/>
-      </w:pPr>
-      <w:r>
-        <w:t xml:space="preserve">자보드치코프: 안 했죠. 이젠 — 할 거예요. 콜랴 예르쇼프 때문에. 그리고 이유가 하나 더 있어요. 내 이유.</w:t>
-      </w:r>
-    </w:p>
-    <w:p>
-      <w:pPr>
-        <w:pStyle w:val="BodyText"/>
-      </w:pPr>
-      <w:r>
-        <w:t xml:space="preserve">알렉세이: 여쭤봐도 될까요 — 어떤 이유요?</w:t>
-      </w:r>
-    </w:p>
-    <w:p>
-      <w:pPr>
-        <w:pStyle w:val="BodyText"/>
-      </w:pPr>
-      <w:r>
-        <w:t xml:space="preserve">자보드치코프: 손녀. 열여섯. 여드름 흉터. 학교 파티에 안 가요, 후드 쓰고 집에만 있어요. 사치라고, 지나갈 거라고 생각했어요. 안 지나갔어요. 갈리나 올레고브나가 그 애를 제일 먼저 봐 줄 거예요. 할인 때문이 아니에요. 일지 때문이에요. 내 아이는 일지를 쓰는 곳에만 맡겨요.</w:t>
-      </w:r>
-    </w:p>
-    <w:p>
-      <w:pPr>
-        <w:pStyle w:val="BodyText"/>
-      </w:pPr>
-      <w:r>
-        <w:t xml:space="preserve">수호바: 볼게요. 오늘 당장. 무료로요, 아나톨리 표도로비치. 이건 논의 대상 아니에요.</w:t>
-      </w:r>
-    </w:p>
-    <w:p>
-      <w:pPr>
-        <w:pStyle w:val="BodyText"/>
-      </w:pPr>
-      <w:r>
-        <w:t xml:space="preserve">셰르시뇨프: 보론초프? 셰르시뇨프요. 들었어요. 자보드치코프랑 그 아가씨. 후회할 거예요. 1년 뒤에 나한테 올 거예요.</w:t>
-      </w:r>
-    </w:p>
-    <w:p>
-      <w:pPr>
-        <w:pStyle w:val="BodyText"/>
-      </w:pPr>
-      <w:r>
-        <w:t xml:space="preserve">알렉세이: 후회할지도 모르죠, 빅토르 팔리치. 계획에 대해선. 일지에 대해선 — 아니요.</w:t>
-      </w:r>
-    </w:p>
-    <w:p>
-      <w:pPr>
-        <w:pStyle w:val="BodyText"/>
-      </w:pPr>
-      <w:r>
-        <w:t xml:space="preserve">이리나: 알렉세이. 유통사. 우린 제일 큰 데를 고르지 않았어요. 제일 빠른 데도.</w:t>
-      </w:r>
-    </w:p>
-    <w:p>
-      <w:pPr>
-        <w:pStyle w:val="BodyText"/>
-      </w:pPr>
-      <w:r>
-        <w:t xml:space="preserve">알렉세이: 우린 붙잡는 사람을 골랐어요. 유통사란 — 더 많이 나르는 사람이 아니에요. 나를 수 없을 때 붙잡는 사람이에요. 새벽 3시, 영하 41도에 보일러를 돌린 자보드치코프처럼. 그리고 추위 속에 전화 없이 찾아간 사람도.</w:t>
-      </w:r>
-    </w:p>
-    <w:p>
-      <w:pPr>
-        <w:pStyle w:val="BodyText"/>
-      </w:pPr>
-      <w:r>
-        <w:t xml:space="preserve">디마: 노보시비르스크는 — 1월. 영하 35도. 키릴은 벌써 발렌키를 샀어요.</w:t>
+        <w:t xml:space="preserve">자보드치코프: 보론초프? 자보드치코프예요. 아침이 됐고, 생각해 봤어요. 내 답은 예예요.</w:t>
+      </w:r>
+    </w:p>
+    <w:p>
+      <w:pPr>
+        <w:pStyle w:val="BodyText"/>
+      </w:pPr>
+      <w:r>
+        <w:t xml:space="preserve">알렉세이: 아나톨리 표도로비치, 고맙습니다. 그런데 어떤 조건으로 예라고 하시는 거죠?</w:t>
+      </w:r>
+    </w:p>
+    <w:p>
+      <w:pPr>
+        <w:pStyle w:val="BodyText"/>
+      </w:pPr>
+      <w:r>
+        <w:t xml:space="preserve">자보드치코프: 유통사는 「카멘니 포야스」. 창고, 일지, 보일러는 내 거고, 라키티나는 영업 하위 딜러예요. 그녀의 다리, 내 선반. 독점은 하나, 나한테, 지역 다섯. 그녀가 실수하면 당신들이 아니라 내가 책임져요. 이건 내 용접 이음매고, 내가 책임지는 거예요.</w:t>
+      </w:r>
+    </w:p>
+    <w:p>
+      <w:pPr>
+        <w:pStyle w:val="BodyText"/>
+      </w:pPr>
+      <w:r>
+        <w:t xml:space="preserve">이리나: 하위 딜러, 좋아요. 올가 페트로브나가 명시할 거예요. 가격은 하나, 사장님께 15퍼센트, 그녀 몫은 사장님 몫에서 나가요.</w:t>
+      </w:r>
+    </w:p>
+    <w:p>
+      <w:pPr>
+        <w:pStyle w:val="BodyText"/>
+      </w:pPr>
+      <w:r>
+        <w:t xml:space="preserve">자보드치코프: 내 몫에서, 알아요. 어제 새벽 2시까지 종이에 계산해 봤는데, 충분해요.</w:t>
+      </w:r>
+    </w:p>
+    <w:p>
+      <w:pPr>
+        <w:pStyle w:val="BodyText"/>
+      </w:pPr>
+      <w:r>
+        <w:t xml:space="preserve">디마: 미용 클리닉은요? 직접 말씀하셨듯이 「원칙적으로」 안 다루셨잖아요.</w:t>
+      </w:r>
+    </w:p>
+    <w:p>
+      <w:pPr>
+        <w:pStyle w:val="BodyText"/>
+      </w:pPr>
+      <w:r>
+        <w:t xml:space="preserve">자보드치코프: 안 다뤘죠. 이제 다룰 거예요, 콜랴 예르쇼프 때문에요. 그리고 이유가 하나 더 있어요, 내 개인적인 이유요.</w:t>
+      </w:r>
+    </w:p>
+    <w:p>
+      <w:pPr>
+        <w:pStyle w:val="BodyText"/>
+      </w:pPr>
+      <w:r>
+        <w:t xml:space="preserve">알렉세이: 너무 개인적인 게 아니라면, 어떤 이유인지 여쭤봐도 될까요?</w:t>
+      </w:r>
+    </w:p>
+    <w:p>
+      <w:pPr>
+        <w:pStyle w:val="BodyText"/>
+      </w:pPr>
+      <w:r>
+        <w:t xml:space="preserve">자보드치코프: 손녀예요. 열여섯 살인데 여드름 흉터가 있어요. 학교 파티에도 안 가고 집에서 후드를 쓰고 앉아 있어요. 사치고 지나갈 거라 생각했는데, 안 지나갔어요. 갈리나 올레고브나가 제일 먼저 봐 줄 거예요. 할인 때문이 아니라 일지 때문이에요. 내 아이는 일지를 쓰는 곳에만 맡길 거예요.</w:t>
+      </w:r>
+    </w:p>
+    <w:p>
+      <w:pPr>
+        <w:pStyle w:val="BodyText"/>
+      </w:pPr>
+      <w:r>
+        <w:t xml:space="preserve">수호바: 오늘 바로, 무료로 봐 드릴게요, 아나톨리 표도로비치. 이건 논의할 것도 없어요.</w:t>
+      </w:r>
+    </w:p>
+    <w:p>
+      <w:pPr>
+        <w:pStyle w:val="BodyText"/>
+      </w:pPr>
+      <w:r>
+        <w:t xml:space="preserve">셰르시뇨프: 보론초프? 셰르시뇨프예요. 자보드치코프와 그 아가씨 얘기 들었어요. 후회할 거예요. 1년 뒤엔 직접 나한테 오게 될걸요.</w:t>
+      </w:r>
+    </w:p>
+    <w:p>
+      <w:pPr>
+        <w:pStyle w:val="BodyText"/>
+      </w:pPr>
+      <w:r>
+        <w:t xml:space="preserve">알렉세이: 후회할 수도 있겠죠, 빅토르 팔리치. 하지만 계획에 대해서만요. 일지에 대해선 후회 안 해요.</w:t>
+      </w:r>
+    </w:p>
+    <w:p>
+      <w:pPr>
+        <w:pStyle w:val="BodyText"/>
+      </w:pPr>
+      <w:r>
+        <w:t xml:space="preserve">이리나: 알렉세이, 우리가 고른 유통사는 제일 크지도, 제일 빠르지도 않아요.</w:t>
+      </w:r>
+    </w:p>
+    <w:p>
+      <w:pPr>
+        <w:pStyle w:val="BodyText"/>
+      </w:pPr>
+      <w:r>
+        <w:t xml:space="preserve">알렉세이: 우린 붙잡는 사람을 골랐어요. 유통사란 더 많이 나르는 사람이 아니라, 나를 수 없을 때 붙잡는 사람이에요. 새벽 3시에 보일러를 들고 영하 41도에 있던 자보드치코프처럼요. 그리고 추위 속에 전화도 없이 그분을 찾아간 사람도 골랐고요.</w:t>
+      </w:r>
+    </w:p>
+    <w:p>
+      <w:pPr>
+        <w:pStyle w:val="BodyText"/>
+      </w:pPr>
+      <w:r>
+        <w:t xml:space="preserve">디마: 노보시비르스크는 1월이에요. 거긴 영하 35도라서 키릴이 벌써 펠트 부츠를 샀어요.</w:t>
       </w:r>
     </w:p>
     <w:bookmarkEnd w:id="37"/>
